--- a/process/测试.docx
+++ b/process/测试.docx
@@ -3,20 +3,1243 @@
 <w:document xmlns:wpc="http://schemas.microsoft.com/office/word/2010/wordprocessingCanvas" xmlns:mc="http://schemas.openxmlformats.org/markup-compatibility/2006" xmlns:o="urn:schemas-microsoft-com:office:office" xmlns:r="http://schemas.openxmlformats.org/officeDocument/2006/relationships" xmlns:m="http://schemas.openxmlformats.org/officeDocument/2006/math" xmlns:v="urn:schemas-microsoft-com:vml" xmlns:wp14="http://schemas.microsoft.com/office/word/2010/wordprocessingDrawing" xmlns:wp="http://schemas.openxmlformats.org/drawingml/2006/wordprocessingDrawing" xmlns:w="http://schemas.openxmlformats.org/wordprocessingml/2006/main" xmlns:w14="http://schemas.microsoft.com/office/word/2010/wordml" xmlns:w10="urn:schemas-microsoft-com:office:word" xmlns:w15="http://schemas.microsoft.com/office/word/2012/wordml" xmlns:wpg="http://schemas.microsoft.com/office/word/2010/wordprocessingGroup" xmlns:wpi="http://schemas.microsoft.com/office/word/2010/wordprocessingInk" xmlns:wne="http://schemas.microsoft.com/office/word/2006/wordml" xmlns:wps="http://schemas.microsoft.com/office/word/2010/wordprocessingShape" xmlns:wpsCustomData="http://www.wps.cn/officeDocument/2013/wpsCustomData" mc:Ignorable="w14 w15 wp14">
   <w:body>
     <w:p>
+      <w:r>
+        <w:rPr>
+          <w:rFonts w:hint="eastAsia" w:ascii="宋体" w:hAnsi="宋体"/>
+          <w:sz w:val="24"/>
+        </w:rPr>
+        <w:drawing>
+          <wp:anchor distT="0" distB="0" distL="114300" distR="114300" simplePos="0" relativeHeight="251661312" behindDoc="1" locked="0" layoutInCell="1" allowOverlap="1">
+            <wp:simplePos x="0" y="0"/>
+            <wp:positionH relativeFrom="margin">
+              <wp:posOffset>-1132205</wp:posOffset>
+            </wp:positionH>
+            <wp:positionV relativeFrom="margin">
+              <wp:posOffset>-908050</wp:posOffset>
+            </wp:positionV>
+            <wp:extent cx="7560310" cy="10694670"/>
+            <wp:effectExtent l="0" t="0" r="13970" b="3810"/>
+            <wp:wrapNone/>
+            <wp:docPr id="2" name="图片 2"/>
+            <wp:cNvGraphicFramePr>
+              <a:graphicFrameLocks xmlns:a="http://schemas.openxmlformats.org/drawingml/2006/main" noChangeAspect="1"/>
+            </wp:cNvGraphicFramePr>
+            <a:graphic xmlns:a="http://schemas.openxmlformats.org/drawingml/2006/main">
+              <a:graphicData uri="http://schemas.openxmlformats.org/drawingml/2006/picture">
+                <pic:pic xmlns:pic="http://schemas.openxmlformats.org/drawingml/2006/picture">
+                  <pic:nvPicPr>
+                    <pic:cNvPr id="2" name="图片 2"/>
+                    <pic:cNvPicPr>
+                      <a:picLocks noChangeAspect="1"/>
+                    </pic:cNvPicPr>
+                  </pic:nvPicPr>
+                  <pic:blipFill>
+                    <a:blip r:embed="rId4" cstate="print">
+                      <a:extLst>
+                        <a:ext uri="{28A0092B-C50C-407E-A947-70E740481C1C}">
+                          <a14:useLocalDpi xmlns:a14="http://schemas.microsoft.com/office/drawing/2010/main" val="0"/>
+                        </a:ext>
+                      </a:extLst>
+                    </a:blip>
+                    <a:srcRect l="2" r="2"/>
+                    <a:stretch>
+                      <a:fillRect/>
+                    </a:stretch>
+                  </pic:blipFill>
+                  <pic:spPr>
+                    <a:xfrm>
+                      <a:off x="0" y="0"/>
+                      <a:ext cx="7560310" cy="10694670"/>
+                    </a:xfrm>
+                    <a:prstGeom prst="rect">
+                      <a:avLst/>
+                    </a:prstGeom>
+                  </pic:spPr>
+                </pic:pic>
+              </a:graphicData>
+            </a:graphic>
+          </wp:anchor>
+        </w:drawing>
+      </w:r>
+    </w:p>
+    <w:p/>
+    <w:p/>
+    <w:p>
+      <w:pPr>
+        <w:spacing w:line="640" w:lineRule="exact"/>
+        <w:jc w:val="center"/>
+        <w:rPr>
+          <w:rFonts w:ascii="黑体" w:hAnsi="宋体" w:eastAsia="黑体"/>
+          <w:snapToGrid w:val="0"/>
+          <w:kern w:val="0"/>
+          <w:sz w:val="52"/>
+          <w:szCs w:val="52"/>
+        </w:rPr>
+      </w:pPr>
+    </w:p>
+    <w:p>
+      <w:pPr>
+        <w:spacing w:line="640" w:lineRule="exact"/>
+        <w:jc w:val="center"/>
+        <w:rPr>
+          <w:rFonts w:ascii="黑体" w:hAnsi="宋体" w:eastAsia="黑体"/>
+          <w:snapToGrid w:val="0"/>
+          <w:kern w:val="0"/>
+          <w:sz w:val="52"/>
+          <w:szCs w:val="52"/>
+        </w:rPr>
+      </w:pPr>
+    </w:p>
+    <w:p>
+      <w:pPr>
+        <w:spacing w:line="640" w:lineRule="exact"/>
+        <w:jc w:val="center"/>
+        <w:rPr>
+          <w:rFonts w:ascii="黑体" w:hAnsi="宋体" w:eastAsia="黑体"/>
+          <w:snapToGrid w:val="0"/>
+          <w:kern w:val="0"/>
+          <w:sz w:val="52"/>
+          <w:szCs w:val="52"/>
+        </w:rPr>
+      </w:pPr>
+    </w:p>
+    <w:p/>
+    <w:p/>
+    <w:p>
+      <w:pPr>
+        <w:tabs>
+          <w:tab w:val="left" w:pos="1470"/>
+        </w:tabs>
+        <w:jc w:val="center"/>
+      </w:pPr>
+      <w:r>
+        <w:rPr>
+          <w:sz w:val="52"/>
+        </w:rPr>
+        <mc:AlternateContent>
+          <mc:Choice Requires="wps">
+            <w:drawing>
+              <wp:anchor distT="0" distB="0" distL="114300" distR="114300" simplePos="0" relativeHeight="251660288" behindDoc="0" locked="0" layoutInCell="1" allowOverlap="1">
+                <wp:simplePos x="0" y="0"/>
+                <wp:positionH relativeFrom="column">
+                  <wp:posOffset>7105015</wp:posOffset>
+                </wp:positionH>
+                <wp:positionV relativeFrom="paragraph">
+                  <wp:posOffset>549275</wp:posOffset>
+                </wp:positionV>
+                <wp:extent cx="635" cy="635"/>
+                <wp:effectExtent l="12700" t="12700" r="17145" b="17145"/>
+                <wp:wrapNone/>
+                <wp:docPr id="4" name="墨迹 4"/>
+                <wp:cNvGraphicFramePr/>
+                <a:graphic xmlns:a="http://schemas.openxmlformats.org/drawingml/2006/main">
+                  <a:graphicData uri="http://schemas.microsoft.com/office/word/2010/wordprocessingInk">
+                    <mc:AlternateContent xmlns:a14="http://schemas.microsoft.com/office/drawing/2010/main">
+                      <mc:Choice Requires="a14">
+                        <w14:contentPart bwMode="clr" r:id="rId5">
+                          <w14:nvContentPartPr>
+                            <w14:cNvPr id="4" name="墨迹 4"/>
+                            <w14:cNvContentPartPr/>
+                          </w14:nvContentPartPr>
+                          <w14:xfrm>
+                            <a:off x="8005445" y="3857625"/>
+                            <a:ext cx="635" cy="635"/>
+                          </w14:xfrm>
+                        </w14:contentPart>
+                      </mc:Choice>
+                    </mc:AlternateContent>
+                  </a:graphicData>
+                </a:graphic>
+              </wp:anchor>
+            </w:drawing>
+          </mc:Choice>
+          <mc:Fallback>
+            <w:pict>
+              <v:shape id="_x0000_s1026" o:spid="_x0000_s1026" o:spt="75" style="position:absolute;left:0pt;margin-left:559.45pt;margin-top:43.25pt;height:0.05pt;width:0.05pt;z-index:251660288;mso-width-relative:page;mso-height-relative:page;" coordsize="21600,21600" o:gfxdata="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">
+                <v:imagedata r:id="rId6" o:title=""/>
+                <o:lock v:ext="edit"/>
+              </v:shape>
+            </w:pict>
+          </mc:Fallback>
+        </mc:AlternateContent>
+      </w:r>
+      <w:r>
+        <w:rPr>
+          <w:sz w:val="52"/>
+        </w:rPr>
+        <mc:AlternateContent>
+          <mc:Choice Requires="wps">
+            <w:drawing>
+              <wp:anchor distT="0" distB="0" distL="114300" distR="114300" simplePos="0" relativeHeight="251659264" behindDoc="0" locked="0" layoutInCell="1" allowOverlap="1">
+                <wp:simplePos x="0" y="0"/>
+                <wp:positionH relativeFrom="column">
+                  <wp:posOffset>7143115</wp:posOffset>
+                </wp:positionH>
+                <wp:positionV relativeFrom="paragraph">
+                  <wp:posOffset>351155</wp:posOffset>
+                </wp:positionV>
+                <wp:extent cx="635" cy="635"/>
+                <wp:effectExtent l="12700" t="12700" r="17145" b="17145"/>
+                <wp:wrapNone/>
+                <wp:docPr id="1" name="墨迹 1"/>
+                <wp:cNvGraphicFramePr/>
+                <a:graphic xmlns:a="http://schemas.openxmlformats.org/drawingml/2006/main">
+                  <a:graphicData uri="http://schemas.microsoft.com/office/word/2010/wordprocessingInk">
+                    <mc:AlternateContent xmlns:a14="http://schemas.microsoft.com/office/drawing/2010/main">
+                      <mc:Choice Requires="a14">
+                        <w14:contentPart bwMode="clr" r:id="rId7">
+                          <w14:nvContentPartPr>
+                            <w14:cNvPr id="1" name="墨迹 1"/>
+                            <w14:cNvContentPartPr/>
+                          </w14:nvContentPartPr>
+                          <w14:xfrm>
+                            <a:off x="8043545" y="3659505"/>
+                            <a:ext cx="635" cy="635"/>
+                          </w14:xfrm>
+                        </w14:contentPart>
+                      </mc:Choice>
+                    </mc:AlternateContent>
+                  </a:graphicData>
+                </a:graphic>
+              </wp:anchor>
+            </w:drawing>
+          </mc:Choice>
+          <mc:Fallback>
+            <w:pict>
+              <v:shape id="_x0000_s1026" o:spid="_x0000_s1026" o:spt="75" style="position:absolute;left:0pt;margin-left:562.45pt;margin-top:27.65pt;height:0.05pt;width:0.05pt;z-index:251659264;mso-width-relative:page;mso-height-relative:page;" coordsize="21600,21600" o:gfxdata="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">
+                <v:imagedata r:id="rId6" o:title=""/>
+                <o:lock v:ext="edit"/>
+              </v:shape>
+            </w:pict>
+          </mc:Fallback>
+        </mc:AlternateContent>
+      </w:r>
+      <w:r>
+        <w:rPr>
+          <w:rFonts w:ascii="Times New Roman" w:hAnsi="Times New Roman" w:eastAsia="黑体" w:cs="Times New Roman"/>
+          <w:color w:val="1F1F1F"/>
+          <w:sz w:val="52"/>
+          <w:szCs w:val="52"/>
+          <w:shd w:val="clear" w:color="auto" w:fill="FFFFFF"/>
+        </w:rPr>
+        <w:t>艺术真实视域下AI艺术赋能电影创作的边界与审美特征</w:t>
+      </w:r>
+    </w:p>
+    <w:p>
+      <w:pPr>
+        <w:jc w:val="left"/>
+        <w:rPr>
+          <w:rFonts w:ascii="黑体" w:hAnsi="宋体" w:eastAsia="黑体"/>
+          <w:sz w:val="24"/>
+        </w:rPr>
+      </w:pPr>
+    </w:p>
+    <w:p>
+      <w:pPr>
+        <w:jc w:val="left"/>
+        <w:rPr>
+          <w:rFonts w:ascii="黑体" w:hAnsi="宋体" w:eastAsia="黑体"/>
+          <w:sz w:val="24"/>
+        </w:rPr>
+      </w:pPr>
+    </w:p>
+    <w:p>
+      <w:pPr>
+        <w:jc w:val="left"/>
+        <w:rPr>
+          <w:rFonts w:ascii="黑体" w:hAnsi="宋体" w:eastAsia="黑体"/>
+          <w:sz w:val="24"/>
+        </w:rPr>
+      </w:pPr>
+    </w:p>
+    <w:tbl>
+      <w:tblPr>
+        <w:tblStyle w:val="5"/>
+        <w:tblW w:w="0" w:type="auto"/>
+        <w:jc w:val="center"/>
+        <w:tblLayout w:type="fixed"/>
+        <w:tblCellMar>
+          <w:top w:w="0" w:type="dxa"/>
+          <w:left w:w="108" w:type="dxa"/>
+          <w:bottom w:w="0" w:type="dxa"/>
+          <w:right w:w="108" w:type="dxa"/>
+        </w:tblCellMar>
+      </w:tblPr>
+      <w:tblGrid>
+        <w:gridCol w:w="2608"/>
+        <w:gridCol w:w="3969"/>
+      </w:tblGrid>
+      <w:tr>
+        <w:tblPrEx>
+          <w:tblCellMar>
+            <w:top w:w="0" w:type="dxa"/>
+            <w:left w:w="108" w:type="dxa"/>
+            <w:bottom w:w="0" w:type="dxa"/>
+            <w:right w:w="108" w:type="dxa"/>
+          </w:tblCellMar>
+        </w:tblPrEx>
+        <w:trPr>
+          <w:jc w:val="center"/>
+        </w:trPr>
+        <w:tc>
+          <w:tcPr>
+            <w:tcW w:w="2608" w:type="dxa"/>
+            <w:tcBorders>
+              <w:top w:val="single" w:color="FFFFFF" w:sz="4" w:space="0"/>
+              <w:left w:val="single" w:color="FFFFFF" w:sz="4" w:space="0"/>
+              <w:bottom w:val="single" w:color="FFFFFF" w:sz="4" w:space="0"/>
+              <w:right w:val="single" w:color="FFFFFF" w:sz="4" w:space="0"/>
+            </w:tcBorders>
+            <w:vAlign w:val="center"/>
+          </w:tcPr>
+          <w:p>
+            <w:pPr>
+              <w:spacing w:line="360" w:lineRule="auto"/>
+              <w:ind w:right="31" w:rightChars="15"/>
+              <w:jc w:val="center"/>
+              <w:rPr>
+                <w:rFonts w:ascii="黑体" w:hAnsi="黑体" w:eastAsia="黑体" w:cs="黑体"/>
+                <w:sz w:val="32"/>
+                <w:szCs w:val="32"/>
+              </w:rPr>
+            </w:pPr>
+            <w:r>
+              <w:rPr>
+                <w:rFonts w:hint="eastAsia" w:ascii="黑体" w:hAnsi="黑体" w:eastAsia="黑体" w:cs="黑体"/>
+                <w:sz w:val="32"/>
+                <w:szCs w:val="32"/>
+              </w:rPr>
+              <w:t>学生所在系(院)</w:t>
+            </w:r>
+          </w:p>
+        </w:tc>
+        <w:tc>
+          <w:tcPr>
+            <w:tcW w:w="3969" w:type="dxa"/>
+            <w:tcBorders>
+              <w:top w:val="single" w:color="FFFFFF" w:sz="4" w:space="0"/>
+              <w:left w:val="nil"/>
+              <w:bottom w:val="single" w:color="auto" w:sz="4" w:space="0"/>
+              <w:right w:val="single" w:color="FFFFFF" w:sz="4" w:space="0"/>
+            </w:tcBorders>
+            <w:vAlign w:val="center"/>
+          </w:tcPr>
+          <w:p>
+            <w:pPr>
+              <w:spacing w:line="360" w:lineRule="auto"/>
+              <w:jc w:val="center"/>
+              <w:rPr>
+                <w:rFonts w:ascii="黑体" w:hAnsi="黑体" w:eastAsia="黑体" w:cs="黑体"/>
+                <w:sz w:val="32"/>
+                <w:szCs w:val="32"/>
+              </w:rPr>
+            </w:pPr>
+            <w:r>
+              <w:rPr>
+                <w:rFonts w:hint="eastAsia" w:ascii="黑体" w:hAnsi="黑体" w:eastAsia="黑体" w:cs="黑体"/>
+                <w:sz w:val="32"/>
+                <w:szCs w:val="32"/>
+              </w:rPr>
+              <w:t>戏剧学院</w:t>
+            </w:r>
+          </w:p>
+        </w:tc>
+      </w:tr>
+      <w:tr>
+        <w:tblPrEx>
+          <w:tblCellMar>
+            <w:top w:w="0" w:type="dxa"/>
+            <w:left w:w="108" w:type="dxa"/>
+            <w:bottom w:w="0" w:type="dxa"/>
+            <w:right w:w="108" w:type="dxa"/>
+          </w:tblCellMar>
+        </w:tblPrEx>
+        <w:trPr>
+          <w:jc w:val="center"/>
+        </w:trPr>
+        <w:tc>
+          <w:tcPr>
+            <w:tcW w:w="2608" w:type="dxa"/>
+            <w:tcBorders>
+              <w:top w:val="single" w:color="FFFFFF" w:sz="4" w:space="0"/>
+              <w:left w:val="single" w:color="FFFFFF" w:sz="4" w:space="0"/>
+              <w:bottom w:val="single" w:color="FFFFFF" w:sz="4" w:space="0"/>
+              <w:right w:val="single" w:color="FFFFFF" w:sz="4" w:space="0"/>
+            </w:tcBorders>
+            <w:vAlign w:val="center"/>
+          </w:tcPr>
+          <w:p>
+            <w:pPr>
+              <w:spacing w:line="360" w:lineRule="auto"/>
+              <w:ind w:right="31" w:rightChars="15"/>
+              <w:jc w:val="center"/>
+              <w:rPr>
+                <w:rFonts w:ascii="黑体" w:hAnsi="黑体" w:eastAsia="黑体" w:cs="黑体"/>
+                <w:sz w:val="32"/>
+                <w:szCs w:val="32"/>
+              </w:rPr>
+            </w:pPr>
+            <w:r>
+              <w:rPr>
+                <w:rFonts w:hint="eastAsia" w:ascii="黑体" w:hAnsi="黑体" w:eastAsia="黑体" w:cs="黑体"/>
+                <w:sz w:val="32"/>
+                <w:szCs w:val="32"/>
+              </w:rPr>
+              <w:t>专   业 (方向)</w:t>
+            </w:r>
+          </w:p>
+        </w:tc>
+        <w:tc>
+          <w:tcPr>
+            <w:tcW w:w="3969" w:type="dxa"/>
+            <w:tcBorders>
+              <w:top w:val="single" w:color="auto" w:sz="4" w:space="0"/>
+              <w:left w:val="nil"/>
+              <w:bottom w:val="single" w:color="auto" w:sz="4" w:space="0"/>
+              <w:right w:val="single" w:color="FFFFFF" w:sz="4" w:space="0"/>
+            </w:tcBorders>
+            <w:vAlign w:val="center"/>
+          </w:tcPr>
+          <w:p>
+            <w:pPr>
+              <w:spacing w:line="360" w:lineRule="auto"/>
+              <w:jc w:val="center"/>
+              <w:rPr>
+                <w:rFonts w:ascii="黑体" w:hAnsi="黑体" w:eastAsia="黑体" w:cs="黑体"/>
+                <w:w w:val="80"/>
+                <w:kern w:val="16"/>
+                <w:sz w:val="32"/>
+                <w:szCs w:val="32"/>
+              </w:rPr>
+            </w:pPr>
+            <w:r>
+              <w:rPr>
+                <w:rFonts w:hint="eastAsia" w:ascii="黑体" w:hAnsi="黑体" w:eastAsia="黑体" w:cs="黑体"/>
+                <w:w w:val="80"/>
+                <w:kern w:val="16"/>
+                <w:sz w:val="32"/>
+                <w:szCs w:val="32"/>
+              </w:rPr>
+              <w:t>戏剧影视文学（艺术评论）</w:t>
+            </w:r>
+          </w:p>
+        </w:tc>
+      </w:tr>
+      <w:tr>
+        <w:tblPrEx>
+          <w:tblCellMar>
+            <w:top w:w="0" w:type="dxa"/>
+            <w:left w:w="108" w:type="dxa"/>
+            <w:bottom w:w="0" w:type="dxa"/>
+            <w:right w:w="108" w:type="dxa"/>
+          </w:tblCellMar>
+        </w:tblPrEx>
+        <w:trPr>
+          <w:jc w:val="center"/>
+        </w:trPr>
+        <w:tc>
+          <w:tcPr>
+            <w:tcW w:w="2608" w:type="dxa"/>
+            <w:tcBorders>
+              <w:top w:val="single" w:color="FFFFFF" w:sz="4" w:space="0"/>
+              <w:left w:val="single" w:color="FFFFFF" w:sz="4" w:space="0"/>
+              <w:bottom w:val="single" w:color="FFFFFF" w:sz="4" w:space="0"/>
+              <w:right w:val="single" w:color="FFFFFF" w:sz="4" w:space="0"/>
+            </w:tcBorders>
+            <w:vAlign w:val="center"/>
+          </w:tcPr>
+          <w:p>
+            <w:pPr>
+              <w:spacing w:line="360" w:lineRule="auto"/>
+              <w:ind w:right="31" w:rightChars="15"/>
+              <w:jc w:val="center"/>
+              <w:rPr>
+                <w:rFonts w:ascii="黑体" w:hAnsi="黑体" w:eastAsia="黑体" w:cs="黑体"/>
+                <w:sz w:val="32"/>
+                <w:szCs w:val="32"/>
+              </w:rPr>
+            </w:pPr>
+            <w:r>
+              <w:rPr>
+                <w:rFonts w:hint="eastAsia" w:ascii="黑体" w:hAnsi="黑体" w:eastAsia="黑体" w:cs="黑体"/>
+                <w:sz w:val="32"/>
+                <w:szCs w:val="32"/>
+              </w:rPr>
+              <w:t>年          级</w:t>
+            </w:r>
+          </w:p>
+        </w:tc>
+        <w:tc>
+          <w:tcPr>
+            <w:tcW w:w="3969" w:type="dxa"/>
+            <w:tcBorders>
+              <w:top w:val="single" w:color="auto" w:sz="4" w:space="0"/>
+              <w:left w:val="nil"/>
+              <w:bottom w:val="single" w:color="auto" w:sz="4" w:space="0"/>
+              <w:right w:val="single" w:color="FFFFFF" w:sz="4" w:space="0"/>
+            </w:tcBorders>
+            <w:vAlign w:val="center"/>
+          </w:tcPr>
+          <w:p>
+            <w:pPr>
+              <w:spacing w:line="360" w:lineRule="auto"/>
+              <w:jc w:val="center"/>
+              <w:rPr>
+                <w:rFonts w:ascii="Times New Roman" w:hAnsi="Times New Roman" w:eastAsia="黑体" w:cs="Times New Roman"/>
+                <w:sz w:val="32"/>
+                <w:szCs w:val="32"/>
+              </w:rPr>
+            </w:pPr>
+            <w:r>
+              <w:rPr>
+                <w:rFonts w:hint="eastAsia" w:ascii="Times New Roman" w:hAnsi="Times New Roman" w:eastAsia="黑体" w:cs="Times New Roman"/>
+                <w:sz w:val="32"/>
+                <w:szCs w:val="32"/>
+                <w:lang w:val="en-US" w:eastAsia="zh-CN"/>
+              </w:rPr>
+              <w:t>2022</w:t>
+            </w:r>
+            <w:r>
+              <w:rPr>
+                <w:rFonts w:ascii="Times New Roman" w:hAnsi="Times New Roman" w:eastAsia="黑体" w:cs="Times New Roman"/>
+                <w:sz w:val="32"/>
+                <w:szCs w:val="32"/>
+              </w:rPr>
+              <w:t>级</w:t>
+            </w:r>
+          </w:p>
+        </w:tc>
+      </w:tr>
+      <w:tr>
+        <w:tblPrEx>
+          <w:tblCellMar>
+            <w:top w:w="0" w:type="dxa"/>
+            <w:left w:w="108" w:type="dxa"/>
+            <w:bottom w:w="0" w:type="dxa"/>
+            <w:right w:w="108" w:type="dxa"/>
+          </w:tblCellMar>
+        </w:tblPrEx>
+        <w:trPr>
+          <w:jc w:val="center"/>
+        </w:trPr>
+        <w:tc>
+          <w:tcPr>
+            <w:tcW w:w="2608" w:type="dxa"/>
+            <w:tcBorders>
+              <w:top w:val="single" w:color="FFFFFF" w:sz="4" w:space="0"/>
+              <w:left w:val="single" w:color="FFFFFF" w:sz="4" w:space="0"/>
+              <w:bottom w:val="single" w:color="FFFFFF" w:sz="4" w:space="0"/>
+              <w:right w:val="single" w:color="FFFFFF" w:sz="4" w:space="0"/>
+            </w:tcBorders>
+            <w:vAlign w:val="center"/>
+          </w:tcPr>
+          <w:p>
+            <w:pPr>
+              <w:spacing w:line="360" w:lineRule="auto"/>
+              <w:ind w:right="31" w:rightChars="15"/>
+              <w:jc w:val="center"/>
+              <w:rPr>
+                <w:rFonts w:ascii="黑体" w:hAnsi="黑体" w:eastAsia="黑体" w:cs="黑体"/>
+                <w:sz w:val="32"/>
+                <w:szCs w:val="32"/>
+              </w:rPr>
+            </w:pPr>
+            <w:r>
+              <w:rPr>
+                <w:rFonts w:hint="eastAsia" w:ascii="黑体" w:hAnsi="黑体" w:eastAsia="黑体" w:cs="黑体"/>
+                <w:sz w:val="32"/>
+                <w:szCs w:val="32"/>
+              </w:rPr>
+              <w:t>姓          名</w:t>
+            </w:r>
+          </w:p>
+        </w:tc>
+        <w:tc>
+          <w:tcPr>
+            <w:tcW w:w="3969" w:type="dxa"/>
+            <w:tcBorders>
+              <w:top w:val="single" w:color="auto" w:sz="4" w:space="0"/>
+              <w:left w:val="nil"/>
+              <w:bottom w:val="single" w:color="auto" w:sz="4" w:space="0"/>
+              <w:right w:val="single" w:color="FFFFFF" w:sz="4" w:space="0"/>
+            </w:tcBorders>
+            <w:vAlign w:val="center"/>
+          </w:tcPr>
+          <w:p>
+            <w:pPr>
+              <w:spacing w:line="360" w:lineRule="auto"/>
+              <w:jc w:val="center"/>
+              <w:rPr>
+                <w:rFonts w:ascii="黑体" w:hAnsi="黑体" w:eastAsia="黑体" w:cs="黑体"/>
+                <w:sz w:val="32"/>
+                <w:szCs w:val="32"/>
+              </w:rPr>
+            </w:pPr>
+            <w:r>
+              <w:rPr>
+                <w:rFonts w:hint="eastAsia" w:ascii="黑体" w:hAnsi="黑体" w:eastAsia="黑体" w:cs="黑体"/>
+                <w:sz w:val="32"/>
+                <w:szCs w:val="32"/>
+              </w:rPr>
+              <w:t>张 三</w:t>
+            </w:r>
+          </w:p>
+        </w:tc>
+      </w:tr>
+      <w:tr>
+        <w:tblPrEx>
+          <w:tblCellMar>
+            <w:top w:w="0" w:type="dxa"/>
+            <w:left w:w="108" w:type="dxa"/>
+            <w:bottom w:w="0" w:type="dxa"/>
+            <w:right w:w="108" w:type="dxa"/>
+          </w:tblCellMar>
+        </w:tblPrEx>
+        <w:trPr>
+          <w:jc w:val="center"/>
+        </w:trPr>
+        <w:tc>
+          <w:tcPr>
+            <w:tcW w:w="2608" w:type="dxa"/>
+            <w:tcBorders>
+              <w:top w:val="single" w:color="FFFFFF" w:sz="4" w:space="0"/>
+              <w:left w:val="single" w:color="FFFFFF" w:sz="4" w:space="0"/>
+              <w:bottom w:val="single" w:color="FFFFFF" w:sz="4" w:space="0"/>
+              <w:right w:val="single" w:color="FFFFFF" w:sz="4" w:space="0"/>
+            </w:tcBorders>
+            <w:vAlign w:val="center"/>
+          </w:tcPr>
+          <w:p>
+            <w:pPr>
+              <w:spacing w:line="360" w:lineRule="auto"/>
+              <w:ind w:right="31" w:rightChars="15"/>
+              <w:jc w:val="center"/>
+              <w:rPr>
+                <w:rFonts w:ascii="黑体" w:hAnsi="黑体" w:eastAsia="黑体" w:cs="黑体"/>
+                <w:sz w:val="32"/>
+                <w:szCs w:val="32"/>
+              </w:rPr>
+            </w:pPr>
+            <w:r>
+              <w:rPr>
+                <w:rFonts w:hint="eastAsia" w:ascii="黑体" w:hAnsi="黑体" w:eastAsia="黑体" w:cs="黑体"/>
+                <w:sz w:val="32"/>
+                <w:szCs w:val="32"/>
+              </w:rPr>
+              <w:t>学          号</w:t>
+            </w:r>
+          </w:p>
+        </w:tc>
+        <w:tc>
+          <w:tcPr>
+            <w:tcW w:w="3969" w:type="dxa"/>
+            <w:tcBorders>
+              <w:top w:val="single" w:color="auto" w:sz="4" w:space="0"/>
+              <w:left w:val="nil"/>
+              <w:bottom w:val="single" w:color="auto" w:sz="4" w:space="0"/>
+              <w:right w:val="single" w:color="FFFFFF" w:sz="4" w:space="0"/>
+            </w:tcBorders>
+            <w:vAlign w:val="center"/>
+          </w:tcPr>
+          <w:p>
+            <w:pPr>
+              <w:spacing w:line="360" w:lineRule="auto"/>
+              <w:jc w:val="center"/>
+              <w:rPr>
+                <w:rFonts w:hint="default" w:ascii="Times New Roman" w:hAnsi="Times New Roman" w:eastAsia="黑体" w:cs="Times New Roman"/>
+                <w:sz w:val="32"/>
+                <w:szCs w:val="32"/>
+                <w:lang w:val="en-US" w:eastAsia="zh-CN"/>
+              </w:rPr>
+            </w:pPr>
+            <w:r>
+              <w:rPr>
+                <w:rFonts w:hint="eastAsia" w:ascii="Times New Roman" w:hAnsi="Times New Roman" w:eastAsia="黑体" w:cs="Times New Roman"/>
+                <w:sz w:val="32"/>
+                <w:szCs w:val="32"/>
+                <w:lang w:val="en-US" w:eastAsia="zh-CN"/>
+              </w:rPr>
+              <w:t>20210200187</w:t>
+            </w:r>
+          </w:p>
+        </w:tc>
+      </w:tr>
+      <w:tr>
+        <w:tblPrEx>
+          <w:tblCellMar>
+            <w:top w:w="0" w:type="dxa"/>
+            <w:left w:w="108" w:type="dxa"/>
+            <w:bottom w:w="0" w:type="dxa"/>
+            <w:right w:w="108" w:type="dxa"/>
+          </w:tblCellMar>
+        </w:tblPrEx>
+        <w:trPr>
+          <w:jc w:val="center"/>
+        </w:trPr>
+        <w:tc>
+          <w:tcPr>
+            <w:tcW w:w="2608" w:type="dxa"/>
+            <w:tcBorders>
+              <w:top w:val="single" w:color="FFFFFF" w:sz="4" w:space="0"/>
+              <w:left w:val="single" w:color="FFFFFF" w:sz="4" w:space="0"/>
+              <w:bottom w:val="single" w:color="FFFFFF" w:sz="4" w:space="0"/>
+              <w:right w:val="single" w:color="FFFFFF" w:sz="4" w:space="0"/>
+            </w:tcBorders>
+            <w:vAlign w:val="center"/>
+          </w:tcPr>
+          <w:p>
+            <w:pPr>
+              <w:spacing w:line="360" w:lineRule="auto"/>
+              <w:ind w:right="31" w:rightChars="15"/>
+              <w:jc w:val="center"/>
+              <w:rPr>
+                <w:rFonts w:ascii="黑体" w:hAnsi="黑体" w:eastAsia="黑体" w:cs="黑体"/>
+                <w:spacing w:val="28"/>
+                <w:sz w:val="32"/>
+                <w:szCs w:val="32"/>
+              </w:rPr>
+            </w:pPr>
+            <w:r>
+              <w:rPr>
+                <w:rFonts w:hint="eastAsia" w:ascii="黑体" w:hAnsi="黑体" w:eastAsia="黑体" w:cs="黑体"/>
+                <w:spacing w:val="28"/>
+                <w:sz w:val="32"/>
+                <w:szCs w:val="32"/>
+              </w:rPr>
+              <w:t>指导教师姓名</w:t>
+            </w:r>
+          </w:p>
+        </w:tc>
+        <w:tc>
+          <w:tcPr>
+            <w:tcW w:w="3969" w:type="dxa"/>
+            <w:tcBorders>
+              <w:top w:val="single" w:color="auto" w:sz="4" w:space="0"/>
+              <w:left w:val="nil"/>
+              <w:bottom w:val="single" w:color="auto" w:sz="4" w:space="0"/>
+              <w:right w:val="single" w:color="FFFFFF" w:sz="4" w:space="0"/>
+            </w:tcBorders>
+            <w:vAlign w:val="center"/>
+          </w:tcPr>
+          <w:p>
+            <w:pPr>
+              <w:spacing w:line="360" w:lineRule="auto"/>
+              <w:jc w:val="center"/>
+              <w:rPr>
+                <w:rFonts w:hint="default" w:ascii="黑体" w:hAnsi="黑体" w:eastAsia="黑体" w:cs="黑体"/>
+                <w:sz w:val="32"/>
+                <w:szCs w:val="32"/>
+                <w:lang w:val="en-US" w:eastAsia="zh-CN"/>
+              </w:rPr>
+            </w:pPr>
+            <w:r>
+              <w:rPr>
+                <w:rFonts w:hint="eastAsia" w:ascii="黑体" w:hAnsi="黑体" w:eastAsia="黑体" w:cs="黑体"/>
+                <w:sz w:val="32"/>
+                <w:szCs w:val="32"/>
+                <w:lang w:val="en-US" w:eastAsia="zh-CN"/>
+              </w:rPr>
+              <w:t>李四</w:t>
+            </w:r>
+          </w:p>
+        </w:tc>
+      </w:tr>
+      <w:tr>
+        <w:tblPrEx>
+          <w:tblCellMar>
+            <w:top w:w="0" w:type="dxa"/>
+            <w:left w:w="108" w:type="dxa"/>
+            <w:bottom w:w="0" w:type="dxa"/>
+            <w:right w:w="108" w:type="dxa"/>
+          </w:tblCellMar>
+        </w:tblPrEx>
+        <w:trPr>
+          <w:jc w:val="center"/>
+        </w:trPr>
+        <w:tc>
+          <w:tcPr>
+            <w:tcW w:w="2608" w:type="dxa"/>
+            <w:tcBorders>
+              <w:top w:val="single" w:color="FFFFFF" w:sz="4" w:space="0"/>
+              <w:left w:val="single" w:color="FFFFFF" w:sz="4" w:space="0"/>
+              <w:bottom w:val="single" w:color="FFFFFF" w:sz="4" w:space="0"/>
+              <w:right w:val="single" w:color="FFFFFF" w:sz="4" w:space="0"/>
+            </w:tcBorders>
+            <w:vAlign w:val="center"/>
+          </w:tcPr>
+          <w:p>
+            <w:pPr>
+              <w:spacing w:line="360" w:lineRule="auto"/>
+              <w:ind w:right="31" w:rightChars="15"/>
+              <w:jc w:val="center"/>
+              <w:rPr>
+                <w:rFonts w:ascii="黑体" w:hAnsi="黑体" w:eastAsia="黑体" w:cs="黑体"/>
+                <w:spacing w:val="28"/>
+                <w:sz w:val="32"/>
+                <w:szCs w:val="32"/>
+              </w:rPr>
+            </w:pPr>
+            <w:r>
+              <w:rPr>
+                <w:rFonts w:hint="eastAsia" w:ascii="黑体" w:hAnsi="黑体" w:eastAsia="黑体" w:cs="黑体"/>
+                <w:spacing w:val="28"/>
+                <w:sz w:val="32"/>
+                <w:szCs w:val="32"/>
+              </w:rPr>
+              <w:t>完 成 时 间</w:t>
+            </w:r>
+          </w:p>
+        </w:tc>
+        <w:tc>
+          <w:tcPr>
+            <w:tcW w:w="3969" w:type="dxa"/>
+            <w:tcBorders>
+              <w:top w:val="single" w:color="auto" w:sz="4" w:space="0"/>
+              <w:left w:val="nil"/>
+              <w:bottom w:val="single" w:color="auto" w:sz="4" w:space="0"/>
+              <w:right w:val="single" w:color="FFFFFF" w:sz="4" w:space="0"/>
+            </w:tcBorders>
+            <w:vAlign w:val="center"/>
+          </w:tcPr>
+          <w:p>
+            <w:pPr>
+              <w:spacing w:line="360" w:lineRule="auto"/>
+              <w:jc w:val="center"/>
+              <w:rPr>
+                <w:rFonts w:ascii="Times New Roman" w:hAnsi="Times New Roman" w:eastAsia="黑体" w:cs="Times New Roman"/>
+                <w:sz w:val="32"/>
+                <w:szCs w:val="32"/>
+              </w:rPr>
+            </w:pPr>
+            <w:r>
+              <w:rPr>
+                <w:rFonts w:hint="eastAsia" w:ascii="Times New Roman" w:hAnsi="Times New Roman" w:eastAsia="黑体" w:cs="Times New Roman"/>
+                <w:sz w:val="32"/>
+                <w:szCs w:val="32"/>
+                <w:lang w:val="en-US" w:eastAsia="zh-CN"/>
+              </w:rPr>
+              <w:t>2026</w:t>
+            </w:r>
+            <w:r>
+              <w:rPr>
+                <w:rFonts w:ascii="Times New Roman" w:hAnsi="Times New Roman" w:eastAsia="黑体" w:cs="Times New Roman"/>
+                <w:sz w:val="32"/>
+                <w:szCs w:val="32"/>
+              </w:rPr>
+              <w:t>年</w:t>
+            </w:r>
+            <w:r>
+              <w:rPr>
+                <w:rFonts w:hint="eastAsia" w:ascii="Times New Roman" w:hAnsi="Times New Roman" w:eastAsia="黑体" w:cs="Times New Roman"/>
+                <w:sz w:val="32"/>
+                <w:szCs w:val="32"/>
+                <w:lang w:val="en-US" w:eastAsia="zh-CN"/>
+              </w:rPr>
+              <w:t>4</w:t>
+            </w:r>
+            <w:r>
+              <w:rPr>
+                <w:rFonts w:ascii="Times New Roman" w:hAnsi="Times New Roman" w:eastAsia="黑体" w:cs="Times New Roman"/>
+                <w:sz w:val="32"/>
+                <w:szCs w:val="32"/>
+              </w:rPr>
+              <w:t>月</w:t>
+            </w:r>
+          </w:p>
+        </w:tc>
+      </w:tr>
+    </w:tbl>
+    <w:p/>
+    <w:p>
+      <w:pPr>
+        <w:widowControl/>
+        <w:jc w:val="left"/>
+      </w:pPr>
+      <w:r>
+        <w:br w:type="page"/>
+      </w:r>
+    </w:p>
+    <w:p>
+      <w:pPr>
+        <w:spacing w:line="360" w:lineRule="auto"/>
+        <w:jc w:val="center"/>
+        <w:rPr>
+          <w:rFonts w:ascii="黑体" w:hAnsi="黑体" w:eastAsia="黑体"/>
+          <w:sz w:val="30"/>
+          <w:szCs w:val="30"/>
+        </w:rPr>
+      </w:pPr>
+      <w:r>
+        <w:rPr>
+          <w:rFonts w:hint="eastAsia" w:ascii="黑体" w:hAnsi="黑体" w:eastAsia="黑体"/>
+          <w:sz w:val="30"/>
+          <w:szCs w:val="30"/>
+        </w:rPr>
+        <w:t>郑重声明</w:t>
+      </w:r>
+    </w:p>
+    <w:p/>
+    <w:p>
+      <w:pPr>
+        <w:spacing w:line="480" w:lineRule="auto"/>
+        <w:ind w:firstLine="480" w:firstLineChars="200"/>
+        <w:jc w:val="left"/>
+        <w:rPr>
+          <w:rFonts w:ascii="宋体" w:hAnsi="宋体" w:eastAsia="宋体"/>
+          <w:sz w:val="24"/>
+          <w:szCs w:val="24"/>
+        </w:rPr>
+      </w:pPr>
+      <w:r>
+        <w:rPr>
+          <w:rFonts w:hint="eastAsia" w:ascii="微软雅黑" w:hAnsi="微软雅黑" w:eastAsia="微软雅黑" w:cs="微软雅黑"/>
+          <w:sz w:val="24"/>
+          <w:szCs w:val="24"/>
+        </w:rPr>
+        <w:t>本人声明所呈交的学位论文是本人在导师指导下进行的研究工作及取得的研究成果。据我所知，除了文中特别加以标</w:t>
+      </w:r>
+      <w:r>
+        <w:rPr>
+          <w:rFonts w:hint="eastAsia" w:ascii="微软雅黑" w:hAnsi="微软雅黑" w:eastAsia="微软雅黑" w:cs="微软雅黑"/>
+          <w:sz w:val="21"/>
+          <w:szCs w:val="21"/>
+        </w:rPr>
+        <w:t>注和致谢的地</w:t>
+      </w:r>
+      <w:r>
+        <w:rPr>
+          <w:rFonts w:hint="eastAsia" w:ascii="微软雅黑" w:hAnsi="微软雅黑" w:eastAsia="微软雅黑" w:cs="微软雅黑"/>
+          <w:sz w:val="24"/>
+          <w:szCs w:val="24"/>
+        </w:rPr>
+        <w:t>方外，论文中不包含其他人已经发表或撰写过的研究成果，也不包含为获得四川音乐学院或其他教育机构的学位或证书而使用过的材料。与我一同工作的同志对本研究所做的任何</w:t>
+      </w:r>
+      <w:r>
+        <w:rPr>
+          <w:rFonts w:hint="eastAsia" w:ascii="宋体" w:hAnsi="宋体" w:eastAsia="宋体"/>
+          <w:sz w:val="24"/>
+          <w:szCs w:val="24"/>
+        </w:rPr>
+        <w:t>贡献均已在论文中作了明确的说明并表示谢意。</w:t>
+      </w:r>
+    </w:p>
+    <w:p>
+      <w:pPr>
+        <w:spacing w:line="480" w:lineRule="auto"/>
+        <w:ind w:firstLine="480" w:firstLineChars="200"/>
+        <w:jc w:val="left"/>
+        <w:rPr>
+          <w:rFonts w:ascii="宋体" w:hAnsi="宋体" w:eastAsia="宋体"/>
+          <w:sz w:val="24"/>
+          <w:szCs w:val="24"/>
+        </w:rPr>
+      </w:pPr>
+      <w:r>
+        <w:rPr>
+          <w:rFonts w:hint="eastAsia" w:ascii="宋体" w:hAnsi="宋体" w:eastAsia="宋体"/>
+          <w:sz w:val="24"/>
+          <w:szCs w:val="24"/>
+        </w:rPr>
+        <w:t>本学位论文成果是本人在四川音乐学院读书期间在导师指导下取得的，论文成果归四川音乐学院所有，特此声明。</w:t>
+      </w:r>
+    </w:p>
+    <w:p>
+      <w:pPr>
+        <w:spacing w:line="480" w:lineRule="auto"/>
+        <w:ind w:firstLine="420" w:firstLineChars="200"/>
+        <w:jc w:val="left"/>
+      </w:pPr>
+    </w:p>
+    <w:p>
+      <w:pPr>
+        <w:spacing w:line="720" w:lineRule="auto"/>
+        <w:ind w:left="5880" w:leftChars="2800"/>
+        <w:jc w:val="left"/>
+        <w:rPr>
+          <w:rFonts w:ascii="宋体" w:hAnsi="宋体" w:eastAsia="宋体" w:cs="Times New Roman"/>
+          <w:kern w:val="0"/>
+          <w:sz w:val="24"/>
+          <w:szCs w:val="24"/>
+        </w:rPr>
+      </w:pPr>
+      <w:r>
+        <w:rPr>
+          <w:rFonts w:ascii="宋体" w:hAnsi="宋体" w:eastAsia="宋体" w:cs="Times New Roman"/>
+          <w:spacing w:val="240"/>
+          <w:kern w:val="0"/>
+          <w:sz w:val="24"/>
+          <w:szCs w:val="24"/>
+          <w:fitText w:val="960" w:id="258686745"/>
+        </w:rPr>
+        <w:t>学</w:t>
+      </w:r>
+      <w:r>
+        <w:rPr>
+          <w:rFonts w:ascii="宋体" w:hAnsi="宋体" w:eastAsia="宋体" w:cs="Times New Roman"/>
+          <w:spacing w:val="0"/>
+          <w:kern w:val="0"/>
+          <w:sz w:val="24"/>
+          <w:szCs w:val="24"/>
+          <w:fitText w:val="960" w:id="258686745"/>
+        </w:rPr>
+        <w:t>生</w:t>
+      </w:r>
+      <w:r>
+        <w:rPr>
+          <w:rFonts w:ascii="宋体" w:hAnsi="宋体" w:eastAsia="宋体" w:cs="Times New Roman"/>
+          <w:kern w:val="0"/>
+          <w:sz w:val="24"/>
+          <w:szCs w:val="24"/>
+        </w:rPr>
+        <w:t>：</w:t>
+      </w:r>
+      <w:r>
+        <w:rPr>
+          <w:rFonts w:hint="eastAsia" w:ascii="宋体" w:hAnsi="宋体" w:eastAsia="宋体" w:cs="Times New Roman"/>
+          <w:kern w:val="0"/>
+          <w:sz w:val="24"/>
+          <w:szCs w:val="24"/>
+        </w:rPr>
+        <w:t>张三</w:t>
+      </w:r>
+      <w:r>
+        <w:rPr>
+          <w:rFonts w:ascii="宋体" w:hAnsi="宋体" w:eastAsia="宋体" w:cs="Times New Roman"/>
+          <w:kern w:val="0"/>
+          <w:sz w:val="24"/>
+          <w:szCs w:val="24"/>
+        </w:rPr>
+        <w:t xml:space="preserve"> </w:t>
+      </w:r>
+    </w:p>
+    <w:p>
+      <w:pPr>
+        <w:spacing w:line="720" w:lineRule="auto"/>
+        <w:ind w:left="5880" w:leftChars="2800"/>
+        <w:jc w:val="left"/>
+        <w:rPr>
+          <w:rFonts w:ascii="宋体" w:hAnsi="宋体" w:eastAsia="宋体" w:cs="Times New Roman"/>
+          <w:kern w:val="0"/>
+          <w:sz w:val="24"/>
+          <w:szCs w:val="24"/>
+        </w:rPr>
+      </w:pPr>
+      <w:r>
+        <w:rPr>
+          <w:rFonts w:ascii="宋体" w:hAnsi="宋体" w:eastAsia="宋体" w:cs="Times New Roman"/>
+          <w:kern w:val="0"/>
+          <w:sz w:val="24"/>
+          <w:szCs w:val="24"/>
+        </w:rPr>
+        <w:t>指导教师：</w:t>
+      </w:r>
+      <w:r>
+        <w:rPr>
+          <w:rFonts w:hint="eastAsia" w:ascii="宋体" w:hAnsi="宋体" w:eastAsia="宋体" w:cs="Times New Roman"/>
+          <w:kern w:val="0"/>
+          <w:sz w:val="24"/>
+          <w:szCs w:val="24"/>
+          <w:lang w:val="en-US" w:eastAsia="zh-CN"/>
+        </w:rPr>
+        <w:t>李四</w:t>
+      </w:r>
+      <w:r>
+        <w:rPr>
+          <w:rFonts w:ascii="宋体" w:hAnsi="宋体" w:eastAsia="宋体" w:cs="Times New Roman"/>
+          <w:kern w:val="0"/>
+          <w:sz w:val="24"/>
+          <w:szCs w:val="24"/>
+        </w:rPr>
+        <w:tab/>
+      </w:r>
+    </w:p>
+    <w:p>
+      <w:pPr>
+        <w:spacing w:line="720" w:lineRule="auto"/>
+        <w:ind w:left="5880" w:leftChars="2800"/>
+        <w:jc w:val="left"/>
+        <w:rPr>
+          <w:rFonts w:ascii="Times New Roman" w:hAnsi="Times New Roman" w:eastAsia="宋体" w:cs="Times New Roman"/>
+          <w:kern w:val="0"/>
+          <w:sz w:val="24"/>
+          <w:szCs w:val="24"/>
+        </w:rPr>
+      </w:pPr>
+      <w:r>
+        <w:rPr>
+          <w:rFonts w:ascii="宋体" w:hAnsi="宋体" w:eastAsia="宋体" w:cs="Times New Roman"/>
+          <w:kern w:val="0"/>
+          <w:sz w:val="24"/>
+          <w:szCs w:val="24"/>
+        </w:rPr>
+        <w:t>日    期：</w:t>
+      </w:r>
+      <w:r>
+        <w:rPr>
+          <w:rFonts w:ascii="Times New Roman" w:hAnsi="Times New Roman" w:eastAsia="宋体" w:cs="Times New Roman"/>
+          <w:kern w:val="0"/>
+          <w:sz w:val="24"/>
+          <w:szCs w:val="24"/>
+        </w:rPr>
+        <w:t>2026年05月01日</w:t>
+      </w:r>
+    </w:p>
+    <w:p>
+      <w:pPr>
+        <w:widowControl/>
+        <w:jc w:val="left"/>
+      </w:pPr>
+      <w:r>
+        <w:br w:type="page"/>
+      </w:r>
+    </w:p>
+    <w:p>
       <w:pPr>
         <w:pStyle w:val="2"/>
         <w:bidi w:val="0"/>
-        <w:rPr>
-          <w:rFonts w:hint="eastAsia"/>
-          <w:lang w:val="en-US" w:eastAsia="zh-CN"/>
-        </w:rPr>
-      </w:pPr>
-      <w:r>
-        <w:rPr>
-          <w:rFonts w:hint="eastAsia"/>
-          <w:lang w:val="en-US" w:eastAsia="zh-CN"/>
-        </w:rPr>
-        <w:t>一级标题1</w:t>
+        <w:jc w:val="center"/>
+        <w:rPr>
+          <w:sz w:val="52"/>
+          <w:szCs w:val="52"/>
+        </w:rPr>
+      </w:pPr>
+      <w:r>
+        <w:rPr>
+          <w:sz w:val="52"/>
+          <w:szCs w:val="52"/>
+        </w:rPr>
+        <w:t>艺术真实视域下AI艺术赋能电影创作的边界与审美特征</w:t>
+      </w:r>
+    </w:p>
+    <w:p>
+      <w:pPr>
+        <w:jc w:val="center"/>
+      </w:pPr>
+    </w:p>
+    <w:p>
+      <w:pPr>
+        <w:spacing w:line="400" w:lineRule="exact"/>
+        <w:jc w:val="left"/>
+        <w:rPr>
+          <w:rFonts w:hint="default" w:ascii="宋体" w:hAnsi="宋体" w:eastAsia="黑体"/>
+          <w:sz w:val="24"/>
+          <w:szCs w:val="24"/>
+          <w:lang w:val="en-US" w:eastAsia="zh-CN"/>
+        </w:rPr>
+      </w:pPr>
+      <w:r>
+        <w:rPr>
+          <w:rFonts w:hint="eastAsia" w:ascii="黑体" w:hAnsi="黑体" w:eastAsia="黑体"/>
+          <w:b/>
+          <w:sz w:val="24"/>
+          <w:szCs w:val="24"/>
+        </w:rPr>
+        <w:t>摘  要：</w:t>
+      </w:r>
+      <w:r>
+        <w:rPr>
+          <w:rFonts w:hint="eastAsia" w:ascii="黑体" w:hAnsi="黑体" w:eastAsia="黑体"/>
+          <w:b/>
+          <w:sz w:val="24"/>
+          <w:szCs w:val="24"/>
+          <w:lang w:val="en-US" w:eastAsia="zh-CN"/>
+        </w:rPr>
+        <w:t>摘要正文害得我黑豆浆我今儿欧锦</w:t>
+      </w:r>
+    </w:p>
+    <w:p>
+      <w:pPr>
+        <w:spacing w:line="400" w:lineRule="exact"/>
+        <w:jc w:val="left"/>
+        <w:rPr>
+          <w:rFonts w:ascii="宋体" w:hAnsi="宋体" w:eastAsia="宋体"/>
+          <w:sz w:val="24"/>
+          <w:szCs w:val="24"/>
+        </w:rPr>
+      </w:pPr>
+    </w:p>
+    <w:p>
+      <w:pPr>
+        <w:spacing w:line="400" w:lineRule="exact"/>
+        <w:jc w:val="left"/>
+        <w:rPr>
+          <w:rFonts w:ascii="宋体" w:hAnsi="宋体" w:eastAsia="宋体"/>
+          <w:sz w:val="24"/>
+          <w:szCs w:val="24"/>
+        </w:rPr>
+      </w:pPr>
+      <w:r>
+        <w:rPr>
+          <w:rFonts w:hint="eastAsia" w:ascii="黑体" w:hAnsi="黑体" w:eastAsia="黑体"/>
+          <w:b/>
+          <w:sz w:val="24"/>
+          <w:szCs w:val="24"/>
+        </w:rPr>
+        <w:t>关键词：</w:t>
+      </w:r>
+      <w:r>
+        <w:rPr>
+          <w:rFonts w:hint="eastAsia" w:ascii="宋体" w:hAnsi="宋体" w:eastAsia="宋体"/>
+          <w:sz w:val="24"/>
+          <w:szCs w:val="24"/>
+          <w:lang w:val="en-US" w:eastAsia="zh-CN"/>
+        </w:rPr>
+        <w:t>关键词1</w:t>
+      </w:r>
+      <w:r>
+        <w:rPr>
+          <w:rFonts w:hint="eastAsia" w:ascii="宋体" w:hAnsi="宋体" w:eastAsia="宋体"/>
+          <w:sz w:val="24"/>
+          <w:szCs w:val="24"/>
+        </w:rPr>
+        <w:t>；</w:t>
+      </w:r>
+      <w:r>
+        <w:rPr>
+          <w:rFonts w:hint="eastAsia" w:ascii="宋体" w:hAnsi="宋体" w:eastAsia="宋体"/>
+          <w:sz w:val="24"/>
+          <w:szCs w:val="24"/>
+          <w:lang w:val="en-US" w:eastAsia="zh-CN"/>
+        </w:rPr>
+        <w:t>关键词2</w:t>
+      </w:r>
+      <w:r>
+        <w:rPr>
+          <w:rFonts w:hint="eastAsia" w:ascii="宋体" w:hAnsi="宋体" w:eastAsia="宋体"/>
+          <w:sz w:val="24"/>
+          <w:szCs w:val="24"/>
+        </w:rPr>
+        <w:t>；XXXX；XXXX</w:t>
+      </w:r>
+    </w:p>
+    <w:p>
+      <w:pPr>
+        <w:spacing w:line="400" w:lineRule="exact"/>
+        <w:jc w:val="left"/>
+        <w:rPr>
+          <w:rFonts w:ascii="宋体" w:hAnsi="宋体" w:eastAsia="宋体"/>
+          <w:sz w:val="24"/>
+          <w:szCs w:val="24"/>
+        </w:rPr>
+      </w:pPr>
+    </w:p>
+    <w:p>
+      <w:pPr>
+        <w:widowControl/>
+        <w:jc w:val="left"/>
+        <w:rPr>
+          <w:rFonts w:ascii="宋体" w:hAnsi="宋体" w:eastAsia="宋体"/>
+          <w:sz w:val="24"/>
+          <w:szCs w:val="24"/>
+        </w:rPr>
+      </w:pPr>
+      <w:r>
+        <w:rPr>
+          <w:rFonts w:ascii="宋体" w:hAnsi="宋体" w:eastAsia="宋体"/>
+          <w:sz w:val="24"/>
+          <w:szCs w:val="24"/>
+        </w:rPr>
+        <w:br w:type="page"/>
       </w:r>
     </w:p>
     <w:p>
@@ -28,12 +1251,280 @@
           <w:lang w:val="en-US" w:eastAsia="zh-CN"/>
         </w:rPr>
       </w:pPr>
-      <w:r>
-        <w:rPr>
-          <w:rFonts w:hint="eastAsia"/>
-          <w:lang w:val="en-US" w:eastAsia="zh-CN"/>
-        </w:rPr>
-        <w:t>二级标题1.2</w:t>
+    </w:p>
+    <w:p>
+      <w:pPr>
+        <w:pStyle w:val="3"/>
+        <w:bidi w:val="0"/>
+        <w:rPr>
+          <w:rFonts w:hint="eastAsia"/>
+          <w:lang w:val="en-US" w:eastAsia="zh-CN"/>
+        </w:rPr>
+      </w:pPr>
+    </w:p>
+    <w:p>
+      <w:pPr>
+        <w:pStyle w:val="3"/>
+        <w:bidi w:val="0"/>
+        <w:rPr>
+          <w:rFonts w:hint="eastAsia"/>
+          <w:lang w:val="en-US" w:eastAsia="zh-CN"/>
+        </w:rPr>
+      </w:pPr>
+    </w:p>
+    <w:p>
+      <w:pPr>
+        <w:pStyle w:val="3"/>
+        <w:bidi w:val="0"/>
+        <w:rPr>
+          <w:rFonts w:hint="eastAsia"/>
+          <w:lang w:val="en-US" w:eastAsia="zh-CN"/>
+        </w:rPr>
+      </w:pPr>
+    </w:p>
+    <w:p>
+      <w:pPr>
+        <w:pStyle w:val="3"/>
+        <w:bidi w:val="0"/>
+        <w:rPr>
+          <w:rFonts w:hint="eastAsia"/>
+          <w:lang w:val="en-US" w:eastAsia="zh-CN"/>
+        </w:rPr>
+      </w:pPr>
+    </w:p>
+    <w:p>
+      <w:pPr>
+        <w:pStyle w:val="3"/>
+        <w:bidi w:val="0"/>
+        <w:rPr>
+          <w:rFonts w:hint="eastAsia"/>
+          <w:lang w:val="en-US" w:eastAsia="zh-CN"/>
+        </w:rPr>
+      </w:pPr>
+    </w:p>
+    <w:p>
+      <w:pPr>
+        <w:pStyle w:val="3"/>
+        <w:bidi w:val="0"/>
+        <w:rPr>
+          <w:rFonts w:hint="eastAsia"/>
+          <w:lang w:val="en-US" w:eastAsia="zh-CN"/>
+        </w:rPr>
+      </w:pPr>
+    </w:p>
+    <w:p>
+      <w:pPr>
+        <w:pStyle w:val="3"/>
+        <w:bidi w:val="0"/>
+        <w:rPr>
+          <w:rFonts w:hint="eastAsia"/>
+          <w:lang w:val="en-US" w:eastAsia="zh-CN"/>
+        </w:rPr>
+      </w:pPr>
+    </w:p>
+    <w:p>
+      <w:pPr>
+        <w:pStyle w:val="3"/>
+        <w:bidi w:val="0"/>
+        <w:rPr>
+          <w:rFonts w:hint="eastAsia"/>
+          <w:lang w:val="en-US" w:eastAsia="zh-CN"/>
+        </w:rPr>
+      </w:pPr>
+    </w:p>
+    <w:p>
+      <w:pPr>
+        <w:pStyle w:val="3"/>
+        <w:bidi w:val="0"/>
+        <w:rPr>
+          <w:rFonts w:hint="eastAsia"/>
+          <w:lang w:val="en-US" w:eastAsia="zh-CN"/>
+        </w:rPr>
+      </w:pPr>
+    </w:p>
+    <w:p>
+      <w:pPr>
+        <w:pStyle w:val="3"/>
+        <w:bidi w:val="0"/>
+        <w:rPr>
+          <w:rFonts w:hint="eastAsia"/>
+          <w:lang w:val="en-US" w:eastAsia="zh-CN"/>
+        </w:rPr>
+      </w:pPr>
+    </w:p>
+    <w:p>
+      <w:pPr>
+        <w:pStyle w:val="3"/>
+        <w:bidi w:val="0"/>
+        <w:rPr>
+          <w:rFonts w:hint="eastAsia"/>
+          <w:lang w:val="en-US" w:eastAsia="zh-CN"/>
+        </w:rPr>
+      </w:pPr>
+    </w:p>
+    <w:p>
+      <w:pPr>
+        <w:pStyle w:val="3"/>
+        <w:bidi w:val="0"/>
+        <w:rPr>
+          <w:rFonts w:hint="eastAsia"/>
+          <w:lang w:val="en-US" w:eastAsia="zh-CN"/>
+        </w:rPr>
+      </w:pPr>
+    </w:p>
+    <w:p>
+      <w:pPr>
+        <w:pStyle w:val="3"/>
+        <w:bidi w:val="0"/>
+        <w:rPr>
+          <w:rFonts w:hint="eastAsia"/>
+          <w:lang w:val="en-US" w:eastAsia="zh-CN"/>
+        </w:rPr>
+      </w:pPr>
+    </w:p>
+    <w:p>
+      <w:pPr>
+        <w:pStyle w:val="3"/>
+        <w:bidi w:val="0"/>
+        <w:rPr>
+          <w:rFonts w:hint="eastAsia"/>
+          <w:lang w:val="en-US" w:eastAsia="zh-CN"/>
+        </w:rPr>
+      </w:pPr>
+    </w:p>
+    <w:p>
+      <w:pPr>
+        <w:pStyle w:val="3"/>
+        <w:bidi w:val="0"/>
+        <w:rPr>
+          <w:rFonts w:hint="eastAsia"/>
+          <w:lang w:val="en-US" w:eastAsia="zh-CN"/>
+        </w:rPr>
+      </w:pPr>
+    </w:p>
+    <w:p>
+      <w:pPr>
+        <w:pStyle w:val="2"/>
+        <w:bidi w:val="0"/>
+        <w:rPr>
+          <w:rFonts w:hint="eastAsia"/>
+        </w:rPr>
+      </w:pPr>
+      <w:bookmarkStart w:id="0" w:name="_Toc209429499"/>
+      <w:r>
+        <w:rPr>
+          <w:rFonts w:hint="eastAsia"/>
+        </w:rPr>
+        <w:t>引</w:t>
+      </w:r>
+      <w:bookmarkStart w:id="12" w:name="_GoBack"/>
+      <w:bookmarkEnd w:id="12"/>
+      <w:r>
+        <w:rPr>
+          <w:rFonts w:hint="eastAsia"/>
+        </w:rPr>
+        <w:t>言</w:t>
+      </w:r>
+      <w:bookmarkEnd w:id="0"/>
+    </w:p>
+    <w:p>
+      <w:pPr>
+        <w:rPr>
+          <w:rFonts w:hint="eastAsia" w:ascii="黑体" w:hAnsi="黑体" w:eastAsia="黑体"/>
+          <w:sz w:val="30"/>
+          <w:szCs w:val="30"/>
+          <w:lang w:val="en-US" w:eastAsia="zh-CN"/>
+        </w:rPr>
+      </w:pPr>
+      <w:r>
+        <w:rPr>
+          <w:rFonts w:hint="eastAsia" w:ascii="黑体" w:hAnsi="黑体" w:eastAsia="黑体"/>
+          <w:sz w:val="30"/>
+          <w:szCs w:val="30"/>
+          <w:lang w:val="en-US" w:eastAsia="zh-CN"/>
+        </w:rPr>
+        <w:t>引言正文引言正文言正文言正文言正文言正文正文言正引言引言正文文言正文言正文言正文言正文正文言正文言正文言正文言正文正文言正文言正文言正文言正文正文言正文言正文言正文言正文正文言正文言正文言正文言正文正文言正文言正文言正文言正文正文言正文言正文言正文言正文正文言正文言正文言正文言正文正文言正文言正文言正文言正文正文言正文言正文言正文言正文正文言正文言正文言正文言正文正文言正文言正文言正文言正文正文言正文言正文言正文言正文正文言正文言正文言正文言正文正文言正文言正文言正文言正文正文言正文言正文言正文言正文正文言正文言正文言正文言正文正文言正文言正文言正文言正文正文言正文言正文言正文言正文正文言正文言正文言正文言正文正文言正文言正文言正文言正文正文言正文言正文言正文言正文正文言正文言正文言正文言正文正文言正文言正文言正文言正文正文言正文言正文言正文言正文正文言正文言正文言正文言正文正文言正文言正文言正文言正文正文言正文言正文言正文言正文正文言正文言正文言正文言正文正文言正文言正文言正文言正文正文言正文言正文言正文言正文正文言正文言正文言正文言正文正文言正文言正文言正文言正文正文言正文言正文言正文言正文正文言正文言正文言正文言正文正文言正文言正文言正文言正文正文言正文言正文言正文言正文正文言正文言正文言正文言正文正文言正文言正文言正文言正文正文言正文言正文言正文言正文正文言正文言正文言正文言正文正文言正文言正文言正文言正文正文言正文言正文言正文言正文正文言正文言正文言正文言正文正文言正文言正文言正文言正文正文言正文言正文言正文言正文正文言正文言正文言正文言正文正文言正文言正文言正文言正文正文言正文言正文言正文言正文正文言正文言正文言正文言正文正</w:t>
+      </w:r>
+    </w:p>
+    <w:p>
+      <w:pPr>
+        <w:rPr>
+          <w:rFonts w:hint="eastAsia" w:ascii="黑体" w:hAnsi="黑体" w:eastAsia="黑体"/>
+          <w:sz w:val="30"/>
+          <w:szCs w:val="30"/>
+          <w:lang w:val="en-US" w:eastAsia="zh-CN"/>
+        </w:rPr>
+      </w:pPr>
+    </w:p>
+    <w:p>
+      <w:pPr>
+        <w:pStyle w:val="2"/>
+        <w:numPr>
+          <w:ilvl w:val="0"/>
+          <w:numId w:val="0"/>
+        </w:numPr>
+        <w:bidi w:val="0"/>
+        <w:ind w:leftChars="0"/>
+        <w:rPr>
+          <w:rFonts w:hint="eastAsia" w:eastAsiaTheme="minorEastAsia"/>
+          <w:lang w:val="en-US" w:eastAsia="zh-CN"/>
+        </w:rPr>
+      </w:pPr>
+      <w:bookmarkStart w:id="1" w:name="_Toc209019490"/>
+      <w:bookmarkStart w:id="2" w:name="_Toc209019444"/>
+      <w:bookmarkStart w:id="3" w:name="_Toc209429500"/>
+      <w:r>
+        <w:rPr>
+          <w:rFonts w:hint="eastAsia"/>
+        </w:rPr>
+        <w:t>一级标题</w:t>
+      </w:r>
+      <w:bookmarkEnd w:id="1"/>
+      <w:bookmarkEnd w:id="2"/>
+      <w:bookmarkEnd w:id="3"/>
+      <w:r>
+        <w:rPr>
+          <w:rFonts w:hint="eastAsia"/>
+          <w:lang w:val="en-US" w:eastAsia="zh-CN"/>
+        </w:rPr>
+        <w:t>1</w:t>
+      </w:r>
+    </w:p>
+    <w:p>
+      <w:pPr>
+        <w:pStyle w:val="3"/>
+        <w:bidi w:val="0"/>
+        <w:rPr>
+          <w:rFonts w:hint="eastAsia" w:eastAsia="黑体"/>
+          <w:lang w:val="en-US" w:eastAsia="zh-CN"/>
+        </w:rPr>
+      </w:pPr>
+      <w:bookmarkStart w:id="4" w:name="_Toc209429501"/>
+      <w:r>
+        <w:t>二级标题</w:t>
+      </w:r>
+      <w:bookmarkEnd w:id="4"/>
+      <w:r>
+        <w:rPr>
+          <w:rFonts w:hint="eastAsia"/>
+          <w:lang w:val="en-US" w:eastAsia="zh-CN"/>
+        </w:rPr>
+        <w:t>1</w:t>
+      </w:r>
+    </w:p>
+    <w:p>
+      <w:pPr>
+        <w:rPr>
+          <w:rFonts w:hint="eastAsia"/>
+          <w:lang w:val="en-US" w:eastAsia="zh-CN"/>
+        </w:rPr>
+      </w:pPr>
+      <w:r>
+        <w:rPr>
+          <w:rFonts w:hint="eastAsia"/>
+          <w:lang w:val="en-US" w:eastAsia="zh-CN"/>
+        </w:rPr>
+        <w:t>二级标题内容11111111111111111111111111111111111111111111111111111111111出国读书彻底促使的沉思u都吃素很多次u成都市瓷都上次是</w:t>
       </w:r>
     </w:p>
     <w:p>
@@ -41,236 +1532,178 @@
         <w:pStyle w:val="4"/>
         <w:bidi w:val="0"/>
         <w:rPr>
+          <w:rFonts w:hint="eastAsia"/>
+          <w:lang w:val="en-US" w:eastAsia="zh-CN"/>
+        </w:rPr>
+      </w:pPr>
+      <w:r>
+        <w:rPr>
+          <w:rFonts w:hint="eastAsia"/>
+          <w:lang w:val="en-US" w:eastAsia="zh-CN"/>
+        </w:rPr>
+        <w:t>三级标题1</w:t>
+      </w:r>
+    </w:p>
+    <w:p>
+      <w:pPr>
+        <w:rPr>
+          <w:rFonts w:hint="eastAsia"/>
+          <w:lang w:val="en-US" w:eastAsia="zh-CN"/>
+        </w:rPr>
+      </w:pPr>
+      <w:r>
+        <w:rPr>
+          <w:rFonts w:hint="eastAsia"/>
+          <w:lang w:val="en-US" w:eastAsia="zh-CN"/>
+        </w:rPr>
+        <w:t>三级标题正文111111111111111的护卫和动物恶化第五和地位和毒害我i的瓦解敌军我i都叫我i俄军都忘记都i金额产生的触手可及的内存卡数据的鸟巢上空的才能收到你就说你参考觉得你上次你说看到才能深刻觉得你当初看得出是你的承诺</w:t>
+      </w:r>
+    </w:p>
+    <w:p>
+      <w:pPr>
+        <w:rPr>
           <w:rFonts w:hint="default"/>
           <w:lang w:val="en-US" w:eastAsia="zh-CN"/>
         </w:rPr>
       </w:pPr>
       <w:r>
         <w:rPr>
-          <w:rFonts w:hint="eastAsia"/>
-          <w:lang w:val="en-US" w:eastAsia="zh-CN"/>
-        </w:rPr>
-        <w:t>三级标题1.3</w:t>
-      </w:r>
-      <w:bookmarkStart w:id="0" w:name="_GoBack"/>
-      <w:bookmarkEnd w:id="0"/>
-    </w:p>
-    <w:p>
-      <w:pPr>
-        <w:rPr>
-          <w:rFonts w:hint="eastAsia"/>
-          <w:lang w:val="en-US" w:eastAsia="zh-CN"/>
-        </w:rPr>
-      </w:pPr>
-      <w:r>
-        <w:rPr>
-          <w:rFonts w:hint="eastAsia"/>
-          <w:lang w:val="en-US" w:eastAsia="zh-CN"/>
-        </w:rPr>
-        <w:t>正文12121212测试，</w:t>
-      </w:r>
-    </w:p>
-    <w:p>
-      <w:pPr>
-        <w:rPr>
-          <w:rFonts w:hint="eastAsia"/>
-          <w:lang w:val="en-US" w:eastAsia="zh-CN"/>
-        </w:rPr>
-      </w:pPr>
-      <w:r>
-        <w:rPr>
-          <w:rFonts w:hint="eastAsia"/>
-          <w:lang w:val="en-US" w:eastAsia="zh-CN"/>
-        </w:rPr>
-        <w:t>正文12121212测试，</w:t>
-      </w:r>
-    </w:p>
-    <w:p>
-      <w:pPr>
-        <w:rPr>
           <w:rFonts w:hint="default"/>
           <w:lang w:val="en-US" w:eastAsia="zh-CN"/>
         </w:rPr>
-      </w:pPr>
-      <w:r>
-        <w:rPr>
-          <w:rFonts w:hint="eastAsia"/>
-          <w:lang w:val="en-US" w:eastAsia="zh-CN"/>
-        </w:rPr>
-        <w:t>正文12121212测试，各放一个确认与赋格曲一个分页器官方问到为何代号为u和第五和杜用的好别扭。的我的红卫等会我iu很多和我iu的话等会我iu恶虎大王iu和第五和电话乌黑的花纹u的货物的话我iu和第五和地位谁也不知道哈哈哈哈哈哈哈哈哈哈哈哈哈哈哈哈哈哈哈哈哈哈哈哈哈哈哈哈哈哈哈哈哈哈哈哈哈哈哈哈哈哈哈哈哈哈哈哈哈哈哈哈哈哈哈哈哈哈哈哈哈哈哈哈哈哈哈哈哈哈哈哈哈哈哈哈哈哈哈哈哈哈哈哈哈哈哈哈哈哈哈哈哈哈哈</w:t>
-      </w:r>
-    </w:p>
-    <w:p>
-      <w:pPr>
-        <w:ind w:firstLine="420" w:firstLineChars="0"/>
-        <w:rPr>
-          <w:rFonts w:hint="eastAsia"/>
-          <w:lang w:val="en-US" w:eastAsia="zh-CN"/>
-        </w:rPr>
-      </w:pPr>
-      <w:r>
-        <w:rPr>
-          <w:rFonts w:hint="eastAsia"/>
-          <w:lang w:val="en-US" w:eastAsia="zh-CN"/>
-        </w:rPr>
-        <w:t>正文12121212测试，正文12121212测试，哈哈哈哈哈哈哈哈哈哈哈哈哈哈哈哈哈哈哈哈哈哈哈哈哈哈哈哈哈哈哈哈哈哈哈哈哈哈哈哈哈哈哈哈哈哈哈哈哈哈哈哈哈哈哈哈哈哈哈哈哈哈哈哈哈哈哈哈哈哈哈哈哈哈哈哈哈哈哈哈哈哈哈哈哈哈哈哈哈哈哈哈哈哈哈哈哈哈哈哈哈哈哈哈哈哈哈哈哈哈哈哈哈哈哈哈哈哈哈哈哈哈哈哈哈哈哈哈哈哈哈哈哈哈哈哈哈哈哈哈哈哈哈哈哈哈哈哈哈哈哈哈哈哈哈哈哈哈哈哈哈哈哈哈哈哈哈哈哈哈哈哈哈哈哈哈哈哈哈哈哈哈哈哈哈哈哈哈哈哈哈哈哈哈哈哈哈哈哈哈哈哈哈哈哈哈哈哈哈哈哈哈哈哈哈哈哈哈哈哈哈哈哈哈哈哈哈哈哈哈哈哈哈哈哈哈哈哈哈哈哈哈哈哈哈哈哈哈哈哈哈哈哈哈哈哈哈哈哈哈哈哈哈哈</w:t>
-      </w:r>
-    </w:p>
-    <w:p>
-      <w:pPr>
-        <w:ind w:firstLine="420" w:firstLineChars="0"/>
-        <w:rPr>
-          <w:rFonts w:hint="eastAsia"/>
-          <w:lang w:val="en-US" w:eastAsia="zh-CN"/>
-        </w:rPr>
-      </w:pPr>
-      <w:r>
-        <w:rPr>
-          <w:rFonts w:hint="eastAsia"/>
-          <w:lang w:val="en-US" w:eastAsia="zh-CN"/>
-        </w:rPr>
-        <w:t>正文12121212测试，</w:t>
-      </w:r>
-    </w:p>
-    <w:p>
-      <w:pPr>
-        <w:ind w:firstLine="420" w:firstLineChars="0"/>
-        <w:rPr>
-          <w:rFonts w:hint="eastAsia"/>
-          <w:lang w:val="en-US" w:eastAsia="zh-CN"/>
-        </w:rPr>
-      </w:pPr>
-      <w:r>
-        <w:rPr>
-          <w:rFonts w:hint="eastAsia"/>
-          <w:lang w:val="en-US" w:eastAsia="zh-CN"/>
-        </w:rPr>
-        <w:t>正文12121212测试，哈哈哈哈哈哈哈哈哈哈哈哈哈哈哈哈哈哈哈哈哈哈哈哈哈哈哈哈哈哈哈哈哈哈哈哈哈哈哈哈哈哈哈哈哈哈哈哈哈哈哈哈哈哈哈哈哈哈哈哈哈哈哈哈哈哈哈哈哈哈哈哈哈哈哈哈哈哈哈哈哈哈哈哈哈哈哈哈哈哈哈哈哈哈哈哈哈哈哈哈哈哈哈哈哈哈哈哈哈哈哈哈哈哈哈哈哈哈哈哈哈哈哈哈哈哈哈哈哈哈哈哈哈哈哈哈哈哈哈哈哈哈哈哈哈哈哈哈哈哈哈哈哈哈哈哈哈哈哈哈哈哈哈哈哈哈哈哈哈哈哈哈哈哈哈哈哈哈哈哈哈哈哈哈哈哈哈哈哈哈哈哈哈哈哈哈哈哈哈哈哈哈哈哈哈哈哈哈哈哈哈哈哈哈哈哈哈哈哈哈哈哈哈哈哈哈哈哈哈哈哈哈哈哈哈哈哈哈哈哈哈哈哈哈哈哈哈哈哈哈哈哈哈哈哈哈哈哈哈哈哈哈哈哈</w:t>
-      </w:r>
-    </w:p>
-    <w:p>
-      <w:pPr>
-        <w:ind w:firstLine="420" w:firstLineChars="0"/>
-        <w:rPr>
-          <w:rFonts w:hint="eastAsia"/>
-          <w:lang w:val="en-US" w:eastAsia="zh-CN"/>
-        </w:rPr>
-      </w:pPr>
-      <w:r>
-        <w:rPr>
-          <w:rFonts w:hint="eastAsia"/>
-          <w:lang w:val="en-US" w:eastAsia="zh-CN"/>
-        </w:rPr>
-        <w:t>正文12121212测试，</w:t>
-      </w:r>
-    </w:p>
-    <w:p>
-      <w:pPr>
-        <w:ind w:firstLine="420" w:firstLineChars="0"/>
-        <w:rPr>
-          <w:rFonts w:hint="eastAsia"/>
-          <w:lang w:val="en-US" w:eastAsia="zh-CN"/>
-        </w:rPr>
-      </w:pPr>
-      <w:r>
-        <w:rPr>
-          <w:rFonts w:hint="eastAsia"/>
-          <w:lang w:val="en-US" w:eastAsia="zh-CN"/>
-        </w:rPr>
-        <w:t>正文12121212测试，</w:t>
-      </w:r>
-    </w:p>
-    <w:p>
-      <w:pPr>
-        <w:ind w:firstLine="420" w:firstLineChars="0"/>
-        <w:rPr>
-          <w:rFonts w:hint="eastAsia"/>
-          <w:lang w:val="en-US" w:eastAsia="zh-CN"/>
-        </w:rPr>
-      </w:pPr>
-    </w:p>
-    <w:p>
-      <w:pPr>
-        <w:rPr>
-          <w:rFonts w:hint="eastAsia"/>
-          <w:lang w:val="en-US" w:eastAsia="zh-CN"/>
-        </w:rPr>
-      </w:pPr>
-      <w:r>
-        <w:rPr>
-          <w:rFonts w:hint="eastAsia"/>
-          <w:lang w:val="en-US" w:eastAsia="zh-CN"/>
-        </w:rPr>
-        <w:t>正文12121212测试，</w:t>
-      </w:r>
-    </w:p>
-    <w:p>
-      <w:pPr>
-        <w:rPr>
-          <w:rFonts w:hint="eastAsia"/>
-          <w:lang w:val="en-US" w:eastAsia="zh-CN"/>
-        </w:rPr>
-      </w:pPr>
-      <w:r>
-        <w:rPr>
-          <w:rFonts w:hint="eastAsia"/>
-          <w:lang w:val="en-US" w:eastAsia="zh-CN"/>
-        </w:rPr>
-        <w:t>正文12121212测试，哈哈哈哈哈哈哈哈哈哈哈哈哈哈哈哈哈哈哈哈哈哈哈哈哈哈哈哈哈哈哈哈哈哈哈哈哈哈哈哈哈哈哈哈哈哈哈哈哈哈哈哈哈哈哈哈哈哈哈哈哈哈哈哈哈哈哈哈哈哈哈哈哈哈哈哈哈哈哈哈哈哈哈哈哈哈哈哈哈哈哈哈哈哈哈哈哈哈哈哈哈哈哈哈哈哈哈哈哈哈哈哈哈哈哈哈哈哈哈哈哈哈哈哈哈哈哈哈哈哈哈哈哈哈哈哈哈哈哈哈哈哈哈哈哈哈哈哈哈哈哈哈哈哈哈哈哈哈哈哈哈哈哈哈哈哈哈哈哈哈哈哈哈哈哈哈哈哈哈哈哈哈哈哈哈哈哈哈哈哈哈哈哈哈哈哈哈哈哈哈哈哈哈哈哈哈哈哈哈哈哈哈哈哈哈哈哈哈哈哈哈哈哈哈哈哈哈哈哈哈哈</w:t>
-      </w:r>
-    </w:p>
-    <w:p>
-      <w:pPr>
-        <w:rPr>
-          <w:rFonts w:hint="eastAsia"/>
-          <w:lang w:val="en-US" w:eastAsia="zh-CN"/>
-        </w:rPr>
-      </w:pPr>
-      <w:r>
-        <w:rPr>
-          <w:rFonts w:hint="eastAsia"/>
-          <w:lang w:val="en-US" w:eastAsia="zh-CN"/>
-        </w:rPr>
-        <w:t>正文12121212测试，</w:t>
-      </w:r>
-    </w:p>
-    <w:p>
-      <w:pPr>
-        <w:rPr>
-          <w:rFonts w:hint="eastAsia"/>
-          <w:lang w:val="en-US" w:eastAsia="zh-CN"/>
-        </w:rPr>
-      </w:pPr>
-      <w:r>
-        <w:rPr>
-          <w:rFonts w:hint="eastAsia"/>
-          <w:lang w:val="en-US" w:eastAsia="zh-CN"/>
-        </w:rPr>
-        <w:t>正文12121212测试，</w:t>
-      </w:r>
-    </w:p>
-    <w:p>
-      <w:pPr>
-        <w:rPr>
-          <w:rFonts w:hint="eastAsia"/>
-          <w:lang w:val="en-US" w:eastAsia="zh-CN"/>
-        </w:rPr>
-      </w:pPr>
-      <w:r>
-        <w:rPr>
-          <w:rFonts w:hint="eastAsia"/>
-          <w:lang w:val="en-US" w:eastAsia="zh-CN"/>
-        </w:rPr>
-        <w:t>正文12121212测试，</w:t>
-      </w:r>
-    </w:p>
-    <w:p>
-      <w:pPr>
-        <w:rPr>
-          <w:rFonts w:hint="eastAsia"/>
-          <w:lang w:val="en-US" w:eastAsia="zh-CN"/>
-        </w:rPr>
-      </w:pPr>
+        <w:drawing>
+          <wp:inline distT="0" distB="0" distL="114300" distR="114300">
+            <wp:extent cx="2377440" cy="1866900"/>
+            <wp:effectExtent l="0" t="0" r="0" b="7620"/>
+            <wp:docPr id="5" name="图片 5" descr="Snipaste_2026-03-11_10-44-20"/>
+            <wp:cNvGraphicFramePr>
+              <a:graphicFrameLocks xmlns:a="http://schemas.openxmlformats.org/drawingml/2006/main" noChangeAspect="1"/>
+            </wp:cNvGraphicFramePr>
+            <a:graphic xmlns:a="http://schemas.openxmlformats.org/drawingml/2006/main">
+              <a:graphicData uri="http://schemas.openxmlformats.org/drawingml/2006/picture">
+                <pic:pic xmlns:pic="http://schemas.openxmlformats.org/drawingml/2006/picture">
+                  <pic:nvPicPr>
+                    <pic:cNvPr id="5" name="图片 5" descr="Snipaste_2026-03-11_10-44-20"/>
+                    <pic:cNvPicPr>
+                      <a:picLocks noChangeAspect="1"/>
+                    </pic:cNvPicPr>
+                  </pic:nvPicPr>
+                  <pic:blipFill>
+                    <a:blip r:embed="rId8"/>
+                    <a:stretch>
+                      <a:fillRect/>
+                    </a:stretch>
+                  </pic:blipFill>
+                  <pic:spPr>
+                    <a:xfrm>
+                      <a:off x="0" y="0"/>
+                      <a:ext cx="2377440" cy="1866900"/>
+                    </a:xfrm>
+                    <a:prstGeom prst="rect">
+                      <a:avLst/>
+                    </a:prstGeom>
+                  </pic:spPr>
+                </pic:pic>
+              </a:graphicData>
+            </a:graphic>
+          </wp:inline>
+        </w:drawing>
+      </w:r>
+    </w:p>
+    <w:p>
+      <w:pPr>
+        <w:pStyle w:val="2"/>
+        <w:numPr>
+          <w:ilvl w:val="0"/>
+          <w:numId w:val="0"/>
+        </w:numPr>
+        <w:bidi w:val="0"/>
+        <w:ind w:leftChars="0"/>
+        <w:rPr>
+          <w:rFonts w:hint="eastAsia" w:eastAsiaTheme="minorEastAsia"/>
+          <w:lang w:val="en-US" w:eastAsia="zh-CN"/>
+        </w:rPr>
+      </w:pPr>
+      <w:r>
+        <w:rPr>
+          <w:rFonts w:hint="eastAsia"/>
+        </w:rPr>
+        <w:t>一级标题</w:t>
+      </w:r>
+      <w:r>
+        <w:rPr>
+          <w:rFonts w:hint="eastAsia"/>
+          <w:lang w:val="en-US" w:eastAsia="zh-CN"/>
+        </w:rPr>
+        <w:t>2</w:t>
+      </w:r>
+    </w:p>
+    <w:p>
+      <w:pPr>
+        <w:pStyle w:val="3"/>
+        <w:bidi w:val="0"/>
+        <w:rPr>
+          <w:rFonts w:hint="eastAsia" w:eastAsia="黑体"/>
+          <w:lang w:val="en-US" w:eastAsia="zh-CN"/>
+        </w:rPr>
+      </w:pPr>
+      <w:r>
+        <w:t>二级标题</w:t>
+      </w:r>
+      <w:r>
+        <w:rPr>
+          <w:rFonts w:hint="eastAsia"/>
+          <w:lang w:val="en-US" w:eastAsia="zh-CN"/>
+        </w:rPr>
+        <w:t>2</w:t>
+      </w:r>
+    </w:p>
+    <w:p>
+      <w:pPr>
+        <w:rPr>
+          <w:rFonts w:hint="eastAsia"/>
+          <w:lang w:val="en-US" w:eastAsia="zh-CN"/>
+        </w:rPr>
+      </w:pPr>
+      <w:r>
+        <w:rPr>
+          <w:rFonts w:hint="eastAsia"/>
+          <w:lang w:val="en-US" w:eastAsia="zh-CN"/>
+        </w:rPr>
+        <w:t>二级标题内容11111111111111111111111111111111111111111111111111111111111出国读书彻底促使的沉思u都吃素很多次u成都市瓷都上次是</w:t>
+      </w:r>
+    </w:p>
+    <w:p>
+      <w:pPr>
+        <w:pStyle w:val="4"/>
+        <w:bidi w:val="0"/>
+        <w:rPr>
+          <w:rFonts w:hint="eastAsia"/>
+          <w:lang w:val="en-US" w:eastAsia="zh-CN"/>
+        </w:rPr>
+      </w:pPr>
+      <w:r>
+        <w:rPr>
+          <w:rFonts w:hint="eastAsia"/>
+          <w:lang w:val="en-US" w:eastAsia="zh-CN"/>
+        </w:rPr>
+        <w:t>三级标题2</w:t>
+      </w:r>
+    </w:p>
+    <w:p>
+      <w:pPr>
+        <w:rPr>
+          <w:rFonts w:hint="eastAsia"/>
+          <w:lang w:val="en-US" w:eastAsia="zh-CN"/>
+        </w:rPr>
+      </w:pPr>
+      <w:r>
+        <w:rPr>
+          <w:rFonts w:hint="eastAsia"/>
+          <w:lang w:val="en-US" w:eastAsia="zh-CN"/>
+        </w:rPr>
+        <w:t>三级标题正文111111111111111的护卫和动物恶化第五和地位和毒害我i的瓦解敌军我i都叫我i俄军都忘记都i金额产生的触手可及的内存卡数据的鸟巢上空的才能收到你就说你参考觉得你上次你说看到才能深刻觉得你当初看得出是你的承诺</w:t>
+      </w:r>
     </w:p>
     <w:p>
       <w:pPr>
@@ -279,6 +1712,67 @@
           <w:lang w:val="en-US" w:eastAsia="zh-CN"/>
         </w:rPr>
       </w:pPr>
+      <w:r>
+        <w:rPr>
+          <w:rFonts w:hint="default"/>
+          <w:lang w:val="en-US" w:eastAsia="zh-CN"/>
+        </w:rPr>
+        <w:drawing>
+          <wp:inline distT="0" distB="0" distL="114300" distR="114300">
+            <wp:extent cx="2377440" cy="1866900"/>
+            <wp:effectExtent l="0" t="0" r="0" b="7620"/>
+            <wp:docPr id="6" name="图片 6" descr="Snipaste_2026-03-11_10-44-20"/>
+            <wp:cNvGraphicFramePr>
+              <a:graphicFrameLocks xmlns:a="http://schemas.openxmlformats.org/drawingml/2006/main" noChangeAspect="1"/>
+            </wp:cNvGraphicFramePr>
+            <a:graphic xmlns:a="http://schemas.openxmlformats.org/drawingml/2006/main">
+              <a:graphicData uri="http://schemas.openxmlformats.org/drawingml/2006/picture">
+                <pic:pic xmlns:pic="http://schemas.openxmlformats.org/drawingml/2006/picture">
+                  <pic:nvPicPr>
+                    <pic:cNvPr id="6" name="图片 6" descr="Snipaste_2026-03-11_10-44-20"/>
+                    <pic:cNvPicPr>
+                      <a:picLocks noChangeAspect="1"/>
+                    </pic:cNvPicPr>
+                  </pic:nvPicPr>
+                  <pic:blipFill>
+                    <a:blip r:embed="rId8"/>
+                    <a:stretch>
+                      <a:fillRect/>
+                    </a:stretch>
+                  </pic:blipFill>
+                  <pic:spPr>
+                    <a:xfrm>
+                      <a:off x="0" y="0"/>
+                      <a:ext cx="2377440" cy="1866900"/>
+                    </a:xfrm>
+                    <a:prstGeom prst="rect">
+                      <a:avLst/>
+                    </a:prstGeom>
+                  </pic:spPr>
+                </pic:pic>
+              </a:graphicData>
+            </a:graphic>
+          </wp:inline>
+        </w:drawing>
+      </w:r>
+    </w:p>
+    <w:p>
+      <w:pPr>
+        <w:rPr>
+          <w:rFonts w:hint="default"/>
+          <w:lang w:val="en-US" w:eastAsia="zh-CN"/>
+        </w:rPr>
+      </w:pPr>
+    </w:p>
+    <w:p>
+      <w:pPr>
+        <w:rPr>
+          <w:rFonts w:hint="default" w:ascii="黑体" w:hAnsi="黑体" w:eastAsia="黑体"/>
+          <w:sz w:val="30"/>
+          <w:szCs w:val="30"/>
+          <w:lang w:val="en-US" w:eastAsia="zh-CN"/>
+        </w:rPr>
+      </w:pPr>
     </w:p>
     <w:p>
       <w:pPr>
@@ -294,8 +1788,31 @@
           <w:rFonts w:hint="eastAsia"/>
           <w:lang w:val="en-US" w:eastAsia="zh-CN"/>
         </w:rPr>
-        <w:t>一级标题1</w:t>
-      </w:r>
+        <w:t>结语</w:t>
+      </w:r>
+    </w:p>
+    <w:p>
+      <w:pPr>
+        <w:rPr>
+          <w:rFonts w:hint="eastAsia"/>
+          <w:lang w:val="en-US" w:eastAsia="zh-CN"/>
+        </w:rPr>
+      </w:pPr>
+      <w:r>
+        <w:rPr>
+          <w:rFonts w:hint="eastAsia"/>
+          <w:lang w:val="en-US" w:eastAsia="zh-CN"/>
+        </w:rPr>
+        <w:t>结语正文111111111111111111俄军都忘记都i金额产生的触手可及的内存卡数据的鸟巢上空的才能收到你就说你参考觉得你上次你说看到才能深刻觉得你当初看得出是你的承诺存卡数据的鸟存卡数据的鸟存卡数据的鸟存卡数据的鸟存卡数据的鸟存卡数据的鸟存卡数据的鸟存卡数据的鸟存卡数据的鸟存卡数据的鸟存卡数据的鸟存卡数据的鸟存卡数据的鸟存卡数据的鸟存卡数据的鸟存卡数据的鸟存卡数据的鸟存卡数据的鸟存卡数据的鸟存卡数据的鸟存卡数据的鸟存卡数据的鸟存卡数据的鸟存卡数据的鸟存卡数据的鸟存卡数据的鸟存卡数据的鸟存卡数据的鸟存卡数据的鸟存卡数据的鸟存卡数据的鸟存卡数据的鸟存卡数据的鸟存卡数据的鸟存卡数据的鸟存卡数据的鸟存卡数据的鸟存卡数据的鸟存卡数据的鸟存卡数据的鸟存卡数据的鸟存卡数据的鸟</w:t>
+      </w:r>
+    </w:p>
+    <w:p>
+      <w:pPr>
+        <w:rPr>
+          <w:rFonts w:hint="default"/>
+          <w:lang w:val="en-US" w:eastAsia="zh-CN"/>
+        </w:rPr>
+      </w:pPr>
     </w:p>
     <w:p>
       <w:pPr>
@@ -306,12 +1823,314 @@
           <w:lang w:val="en-US" w:eastAsia="zh-CN"/>
         </w:rPr>
       </w:pPr>
-      <w:r>
-        <w:rPr>
-          <w:rFonts w:hint="eastAsia"/>
-          <w:lang w:val="en-US" w:eastAsia="zh-CN"/>
-        </w:rPr>
-        <w:t>二级标题2.2</w:t>
+    </w:p>
+    <w:p>
+      <w:pPr>
+        <w:pStyle w:val="2"/>
+        <w:bidi w:val="0"/>
+      </w:pPr>
+      <w:bookmarkStart w:id="5" w:name="_Toc209019495"/>
+      <w:bookmarkStart w:id="6" w:name="_Toc209429510"/>
+      <w:bookmarkStart w:id="7" w:name="_Toc209019449"/>
+      <w:r>
+        <w:rPr>
+          <w:rFonts w:hint="eastAsia"/>
+        </w:rPr>
+        <w:t>参考文献</w:t>
+      </w:r>
+      <w:bookmarkEnd w:id="5"/>
+      <w:bookmarkEnd w:id="6"/>
+      <w:bookmarkEnd w:id="7"/>
+    </w:p>
+    <w:p/>
+    <w:p>
+      <w:pPr>
+        <w:spacing w:line="360" w:lineRule="auto"/>
+        <w:ind w:left="420" w:hanging="420" w:hangingChars="200"/>
+        <w:jc w:val="left"/>
+        <w:rPr>
+          <w:rFonts w:ascii="Times New Roman" w:hAnsi="Times New Roman" w:eastAsia="宋体" w:cs="Times New Roman"/>
+          <w:szCs w:val="21"/>
+        </w:rPr>
+      </w:pPr>
+      <w:bookmarkStart w:id="8" w:name="_Hlk67253507"/>
+      <w:r>
+        <w:rPr>
+          <w:rFonts w:ascii="Times New Roman" w:hAnsi="Times New Roman" w:eastAsia="宋体" w:cs="Times New Roman"/>
+          <w:szCs w:val="21"/>
+        </w:rPr>
+        <w:t>[1]</w:t>
+      </w:r>
+      <w:bookmarkStart w:id="9" w:name="_Hlk69499656"/>
+      <w:r>
+        <w:rPr>
+          <w:rFonts w:ascii="Times New Roman" w:hAnsi="Times New Roman" w:eastAsia="宋体" w:cs="Times New Roman"/>
+          <w:szCs w:val="21"/>
+        </w:rPr>
+        <w:t>杨红莉.论先锋小说中个体时间的强化[J].石家庄师范专科学校学报，2002（1）:43-56</w:t>
+      </w:r>
+      <w:bookmarkEnd w:id="9"/>
+      <w:r>
+        <w:rPr>
+          <w:rFonts w:ascii="Times New Roman" w:hAnsi="Times New Roman" w:eastAsia="宋体" w:cs="Times New Roman"/>
+          <w:szCs w:val="21"/>
+        </w:rPr>
+        <w:t>.</w:t>
+      </w:r>
+    </w:p>
+    <w:p>
+      <w:pPr>
+        <w:spacing w:line="360" w:lineRule="auto"/>
+        <w:ind w:left="420" w:hanging="420" w:hangingChars="200"/>
+        <w:jc w:val="left"/>
+        <w:rPr>
+          <w:rFonts w:ascii="Times New Roman" w:hAnsi="Times New Roman" w:eastAsia="宋体" w:cs="Times New Roman"/>
+          <w:szCs w:val="21"/>
+        </w:rPr>
+      </w:pPr>
+      <w:r>
+        <w:rPr>
+          <w:rFonts w:ascii="Times New Roman" w:hAnsi="Times New Roman" w:eastAsia="宋体" w:cs="Times New Roman"/>
+          <w:szCs w:val="21"/>
+        </w:rPr>
+        <w:t>[2]张闳.血的精神分析——从《药》到《许三观卖血记》[J].上海文学，1998（12）:71-78.</w:t>
+      </w:r>
+    </w:p>
+    <w:p>
+      <w:pPr>
+        <w:spacing w:line="360" w:lineRule="auto"/>
+        <w:ind w:left="420" w:hanging="420" w:hangingChars="200"/>
+        <w:jc w:val="left"/>
+        <w:rPr>
+          <w:rFonts w:ascii="Times New Roman" w:hAnsi="Times New Roman" w:eastAsia="宋体" w:cs="Times New Roman"/>
+          <w:szCs w:val="21"/>
+        </w:rPr>
+      </w:pPr>
+      <w:r>
+        <w:rPr>
+          <w:rFonts w:ascii="Times New Roman" w:hAnsi="Times New Roman" w:eastAsia="宋体" w:cs="Times New Roman"/>
+          <w:szCs w:val="21"/>
+        </w:rPr>
+        <w:t>[3]</w:t>
+      </w:r>
+      <w:bookmarkEnd w:id="8"/>
+      <w:r>
+        <w:rPr>
+          <w:rFonts w:ascii="Times New Roman" w:hAnsi="Times New Roman" w:eastAsia="宋体" w:cs="Times New Roman"/>
+          <w:szCs w:val="21"/>
+        </w:rPr>
+        <w:t>马知遥.论余华小说创作的先锋性</w:t>
+      </w:r>
+      <w:bookmarkStart w:id="10" w:name="_Hlk69133455"/>
+      <w:r>
+        <w:rPr>
+          <w:rFonts w:ascii="Times New Roman" w:hAnsi="Times New Roman" w:eastAsia="宋体" w:cs="Times New Roman"/>
+          <w:szCs w:val="21"/>
+        </w:rPr>
+        <w:t>[J]</w:t>
+      </w:r>
+      <w:bookmarkEnd w:id="10"/>
+      <w:r>
+        <w:rPr>
+          <w:rFonts w:ascii="Times New Roman" w:hAnsi="Times New Roman" w:eastAsia="宋体" w:cs="Times New Roman"/>
+          <w:szCs w:val="21"/>
+        </w:rPr>
+        <w:t>.理论导刊，2007（4）:125-127.</w:t>
+      </w:r>
+    </w:p>
+    <w:p>
+      <w:pPr>
+        <w:spacing w:line="360" w:lineRule="auto"/>
+        <w:ind w:left="420" w:hanging="420" w:hangingChars="200"/>
+        <w:jc w:val="left"/>
+        <w:rPr>
+          <w:rFonts w:ascii="Times New Roman" w:hAnsi="Times New Roman" w:eastAsia="宋体" w:cs="Times New Roman"/>
+          <w:szCs w:val="21"/>
+        </w:rPr>
+      </w:pPr>
+      <w:r>
+        <w:rPr>
+          <w:rFonts w:ascii="Times New Roman" w:hAnsi="Times New Roman" w:eastAsia="宋体" w:cs="Times New Roman"/>
+          <w:szCs w:val="21"/>
+        </w:rPr>
+        <w:t>[4]余华.世事如烟[M].北京：作家出版社，2012.</w:t>
+      </w:r>
+    </w:p>
+    <w:p>
+      <w:pPr>
+        <w:spacing w:line="360" w:lineRule="auto"/>
+        <w:ind w:left="420" w:hanging="420" w:hangingChars="200"/>
+        <w:jc w:val="left"/>
+        <w:rPr>
+          <w:rFonts w:ascii="Times New Roman" w:hAnsi="Times New Roman" w:eastAsia="宋体" w:cs="Times New Roman"/>
+          <w:szCs w:val="21"/>
+        </w:rPr>
+      </w:pPr>
+      <w:r>
+        <w:rPr>
+          <w:rFonts w:ascii="Times New Roman" w:hAnsi="Times New Roman" w:eastAsia="宋体" w:cs="Times New Roman"/>
+          <w:szCs w:val="21"/>
+        </w:rPr>
+        <w:t>[5]余华.黄昏里的男孩[M].北京：作家出版社，2012.</w:t>
+      </w:r>
+    </w:p>
+    <w:p>
+      <w:pPr>
+        <w:spacing w:line="360" w:lineRule="auto"/>
+        <w:ind w:left="420" w:hanging="420" w:hangingChars="200"/>
+        <w:jc w:val="left"/>
+        <w:rPr>
+          <w:rFonts w:ascii="Times New Roman" w:hAnsi="Times New Roman" w:eastAsia="宋体" w:cs="Times New Roman"/>
+          <w:szCs w:val="21"/>
+        </w:rPr>
+      </w:pPr>
+      <w:r>
+        <w:rPr>
+          <w:rFonts w:ascii="Times New Roman" w:hAnsi="Times New Roman" w:eastAsia="宋体" w:cs="Times New Roman"/>
+          <w:szCs w:val="21"/>
+        </w:rPr>
+        <w:t>[6]</w:t>
+      </w:r>
+      <w:bookmarkStart w:id="11" w:name="_Hlk69500633"/>
+      <w:r>
+        <w:rPr>
+          <w:rFonts w:ascii="Times New Roman" w:hAnsi="Times New Roman" w:eastAsia="宋体" w:cs="Times New Roman"/>
+          <w:szCs w:val="21"/>
+        </w:rPr>
+        <w:t>余华.温暖和百感交集的旅程[M].北京：作家出版社，2012</w:t>
+      </w:r>
+      <w:bookmarkEnd w:id="11"/>
+      <w:r>
+        <w:rPr>
+          <w:rFonts w:ascii="Times New Roman" w:hAnsi="Times New Roman" w:eastAsia="宋体" w:cs="Times New Roman"/>
+          <w:szCs w:val="21"/>
+        </w:rPr>
+        <w:t>.</w:t>
+      </w:r>
+    </w:p>
+    <w:p>
+      <w:pPr>
+        <w:spacing w:line="360" w:lineRule="auto"/>
+        <w:ind w:left="420" w:hanging="420" w:hangingChars="200"/>
+        <w:jc w:val="left"/>
+        <w:rPr>
+          <w:rFonts w:ascii="Times New Roman" w:hAnsi="Times New Roman" w:eastAsia="宋体" w:cs="Times New Roman"/>
+          <w:szCs w:val="21"/>
+        </w:rPr>
+      </w:pPr>
+      <w:r>
+        <w:rPr>
+          <w:rFonts w:ascii="Times New Roman" w:hAnsi="Times New Roman" w:eastAsia="宋体" w:cs="Times New Roman"/>
+          <w:szCs w:val="21"/>
+        </w:rPr>
+        <w:t>[7]余华.我没有自己的名字[M].北京：人民文学出版社，2017.</w:t>
+      </w:r>
+    </w:p>
+    <w:p>
+      <w:pPr>
+        <w:spacing w:line="360" w:lineRule="auto"/>
+        <w:ind w:left="420" w:hanging="420" w:hangingChars="200"/>
+        <w:jc w:val="left"/>
+        <w:rPr>
+          <w:rFonts w:ascii="Times New Roman" w:hAnsi="Times New Roman" w:eastAsia="宋体" w:cs="Times New Roman"/>
+          <w:szCs w:val="21"/>
+        </w:rPr>
+      </w:pPr>
+      <w:r>
+        <w:rPr>
+          <w:rFonts w:ascii="Times New Roman" w:hAnsi="Times New Roman" w:eastAsia="宋体" w:cs="Times New Roman"/>
+          <w:szCs w:val="21"/>
+        </w:rPr>
+        <w:t>[8]洪治纲.守望先锋[M].桂林：广西师范大学出版社，2005.</w:t>
+      </w:r>
+    </w:p>
+    <w:p>
+      <w:pPr>
+        <w:spacing w:line="360" w:lineRule="auto"/>
+        <w:ind w:left="420" w:hanging="420" w:hangingChars="200"/>
+        <w:jc w:val="left"/>
+        <w:rPr>
+          <w:rFonts w:ascii="Times New Roman" w:hAnsi="Times New Roman" w:eastAsia="宋体" w:cs="Times New Roman"/>
+          <w:szCs w:val="21"/>
+        </w:rPr>
+      </w:pPr>
+      <w:r>
+        <w:rPr>
+          <w:rFonts w:ascii="Times New Roman" w:hAnsi="Times New Roman" w:eastAsia="宋体" w:cs="Times New Roman"/>
+          <w:szCs w:val="21"/>
+        </w:rPr>
+        <w:t>[9]尹俊.论余华创作的后现代主义特征[J].湖北民族学院院报，2015（3）:1.</w:t>
+      </w:r>
+    </w:p>
+    <w:p>
+      <w:pPr>
+        <w:spacing w:line="360" w:lineRule="auto"/>
+        <w:ind w:left="420" w:hanging="420" w:hangingChars="200"/>
+        <w:jc w:val="left"/>
+        <w:rPr>
+          <w:rFonts w:ascii="Times New Roman" w:hAnsi="Times New Roman" w:eastAsia="宋体" w:cs="Times New Roman"/>
+          <w:szCs w:val="21"/>
+        </w:rPr>
+      </w:pPr>
+      <w:r>
+        <w:rPr>
+          <w:rFonts w:ascii="Times New Roman" w:hAnsi="Times New Roman" w:eastAsia="宋体" w:cs="Times New Roman"/>
+          <w:szCs w:val="21"/>
+        </w:rPr>
+        <w:t>[10]王学谦.每个人都是疯子——论余华中篇小说《河边的错误》的先锋特质[J].吉林师范大学学报:人文社会科学版，2012（6）:1-4.</w:t>
+      </w:r>
+    </w:p>
+    <w:p>
+      <w:pPr>
+        <w:spacing w:line="360" w:lineRule="auto"/>
+        <w:ind w:left="420" w:hanging="420" w:hangingChars="200"/>
+        <w:jc w:val="left"/>
+        <w:rPr>
+          <w:rFonts w:ascii="Times New Roman" w:hAnsi="Times New Roman" w:eastAsia="宋体" w:cs="Times New Roman"/>
+          <w:szCs w:val="21"/>
+        </w:rPr>
+      </w:pPr>
+      <w:r>
+        <w:rPr>
+          <w:rFonts w:ascii="Times New Roman" w:hAnsi="Times New Roman" w:eastAsia="宋体" w:cs="Times New Roman"/>
+          <w:szCs w:val="21"/>
+        </w:rPr>
+        <w:t>[11]陈晓明.无边的挑战:修订版[M].北京：中国人民大学出版社，2015.</w:t>
+      </w:r>
+    </w:p>
+    <w:p>
+      <w:pPr>
+        <w:spacing w:line="360" w:lineRule="auto"/>
+        <w:ind w:left="420" w:hanging="420" w:hangingChars="200"/>
+        <w:jc w:val="left"/>
+        <w:rPr>
+          <w:rFonts w:ascii="Times New Roman" w:hAnsi="Times New Roman" w:eastAsia="宋体" w:cs="Times New Roman"/>
+          <w:szCs w:val="21"/>
+        </w:rPr>
+      </w:pPr>
+      <w:r>
+        <w:rPr>
+          <w:rFonts w:ascii="Times New Roman" w:hAnsi="Times New Roman" w:eastAsia="宋体" w:cs="Times New Roman"/>
+          <w:szCs w:val="21"/>
+        </w:rPr>
+        <w:t>[12]余华.四月三日事件[M].北京：人民文学出版社，2018.</w:t>
+      </w:r>
+    </w:p>
+    <w:p>
+      <w:pPr>
+        <w:pStyle w:val="2"/>
+        <w:bidi w:val="0"/>
+        <w:rPr>
+          <w:rFonts w:hint="eastAsia"/>
+          <w:lang w:val="en-US" w:eastAsia="zh-CN"/>
+        </w:rPr>
+      </w:pPr>
+      <w:r>
+        <w:rPr>
+          <w:rFonts w:hint="eastAsia"/>
+          <w:lang w:val="en-US" w:eastAsia="zh-CN"/>
+        </w:rPr>
+        <w:t>致谢</w:t>
       </w:r>
     </w:p>
     <w:p>
@@ -326,40 +2145,7 @@
           <w:rFonts w:hint="eastAsia"/>
           <w:lang w:val="en-US" w:eastAsia="zh-CN"/>
         </w:rPr>
-        <w:t>正文222222222</w:t>
-      </w:r>
-    </w:p>
-    <w:p>
-      <w:pPr>
-        <w:rPr>
-          <w:rFonts w:hint="default"/>
-          <w:lang w:val="en-US" w:eastAsia="zh-CN"/>
-        </w:rPr>
-      </w:pPr>
-    </w:p>
-    <w:p>
-      <w:pPr>
-        <w:rPr>
-          <w:rFonts w:hint="eastAsia"/>
-          <w:lang w:val="en-US" w:eastAsia="zh-CN"/>
-        </w:rPr>
-      </w:pPr>
-    </w:p>
-    <w:p>
-      <w:pPr>
-        <w:pStyle w:val="2"/>
-        <w:bidi w:val="0"/>
-        <w:rPr>
-          <w:rFonts w:hint="eastAsia"/>
-          <w:lang w:val="en-US" w:eastAsia="zh-CN"/>
-        </w:rPr>
-      </w:pPr>
-      <w:r>
-        <w:rPr>
-          <w:rFonts w:hint="eastAsia"/>
-          <w:lang w:val="en-US" w:eastAsia="zh-CN"/>
-        </w:rPr>
-        <w:t>一级标题1</w:t>
+        <w:t>致谢正文1111111111111111111111111111111111111111111111111的鸟存卡数据的鸟存卡数据的鸟存卡数据的鸟存卡数据的鸟存的鸟存卡数据的鸟存卡数据的鸟存卡数据的鸟存卡数据的鸟存的鸟存卡数据的鸟存卡数据的鸟存卡数据的鸟存卡数据的鸟存的鸟存卡数据的鸟存卡数据的鸟存卡数据的鸟存卡数据的鸟存的鸟存卡数据的鸟存卡数据的鸟存卡数据的鸟存卡数据的鸟存的鸟存卡数据的鸟存卡数据的鸟存卡数据的鸟存卡数据的鸟存的鸟存卡数据的鸟存卡数据的鸟存卡数据的鸟存卡数据的鸟存的鸟存卡数据的鸟存卡数据的鸟存卡数据的鸟存卡数据的鸟存的鸟存卡数据的鸟存卡数据的鸟存卡数据的鸟存卡数据的鸟存的鸟存卡数据的鸟存卡数据的鸟存卡数据的鸟存卡数据的鸟存的鸟存卡数据的鸟存卡数据的鸟存卡数据的鸟存卡数据的鸟存的鸟存卡数据的鸟存卡数据的鸟存卡数据的鸟存卡数据的鸟存的鸟存卡数据的鸟存卡数据的鸟存卡数据的鸟存卡数据的鸟存的鸟存卡数据的鸟存卡数据的鸟存卡数据的鸟存卡数据的鸟存的鸟存卡数据的鸟存卡数据的鸟存卡数据的鸟存卡数据的鸟存的鸟存卡数据的鸟存卡数据的鸟存卡数据的鸟存卡数据的鸟存的鸟存卡数据的鸟存卡数据的鸟存卡数据的鸟存卡数据的鸟存的鸟存卡数据的鸟存卡数据的鸟存卡数据的鸟存卡数据的鸟存的鸟存卡数据的鸟存卡数据的鸟存卡数据的鸟存卡数据的鸟存的鸟存卡数据的鸟存卡数据的鸟存卡数据的鸟存卡数据的鸟存的鸟存卡数据的鸟存卡数据的鸟存卡数据的鸟存卡数据的鸟存的鸟存卡数据的鸟存卡数据的鸟存卡数据的鸟存卡数据的鸟存的鸟存卡数据的鸟存卡数据的鸟存卡数据的鸟存卡数据的鸟存的鸟存卡数据的鸟存卡数据的鸟存卡数据的鸟存卡数据的鸟存</w:t>
       </w:r>
     </w:p>
     <w:p>
@@ -371,39 +2157,61 @@
           <w:lang w:val="en-US" w:eastAsia="zh-CN"/>
         </w:rPr>
       </w:pPr>
-      <w:r>
-        <w:rPr>
-          <w:rFonts w:hint="eastAsia"/>
-          <w:lang w:val="en-US" w:eastAsia="zh-CN"/>
-        </w:rPr>
-        <w:t>二级标题3.2</w:t>
-      </w:r>
-    </w:p>
-    <w:p>
-      <w:pPr>
-        <w:rPr>
-          <w:rFonts w:hint="default"/>
-          <w:lang w:val="en-US" w:eastAsia="zh-CN"/>
-        </w:rPr>
-      </w:pPr>
-      <w:r>
-        <w:rPr>
-          <w:rFonts w:hint="eastAsia"/>
-          <w:lang w:val="en-US" w:eastAsia="zh-CN"/>
-        </w:rPr>
-        <w:t>正文3232323232</w:t>
-      </w:r>
-    </w:p>
-    <w:p>
-      <w:pPr>
-        <w:rPr>
-          <w:rFonts w:hint="default"/>
-          <w:lang w:val="en-US" w:eastAsia="zh-CN"/>
-        </w:rPr>
-      </w:pPr>
-    </w:p>
-    <w:p>
-      <w:pPr>
+    </w:p>
+    <w:p>
+      <w:pPr>
+        <w:pStyle w:val="3"/>
+        <w:bidi w:val="0"/>
+        <w:rPr>
+          <w:rFonts w:hint="eastAsia"/>
+          <w:lang w:val="en-US" w:eastAsia="zh-CN"/>
+        </w:rPr>
+      </w:pPr>
+    </w:p>
+    <w:p>
+      <w:pPr>
+        <w:pStyle w:val="3"/>
+        <w:bidi w:val="0"/>
+        <w:rPr>
+          <w:rFonts w:hint="eastAsia"/>
+          <w:lang w:val="en-US" w:eastAsia="zh-CN"/>
+        </w:rPr>
+      </w:pPr>
+    </w:p>
+    <w:p>
+      <w:pPr>
+        <w:pStyle w:val="3"/>
+        <w:bidi w:val="0"/>
+        <w:rPr>
+          <w:rFonts w:hint="eastAsia"/>
+          <w:lang w:val="en-US" w:eastAsia="zh-CN"/>
+        </w:rPr>
+      </w:pPr>
+    </w:p>
+    <w:p>
+      <w:pPr>
+        <w:pStyle w:val="3"/>
+        <w:bidi w:val="0"/>
+        <w:rPr>
+          <w:rFonts w:hint="eastAsia"/>
+          <w:lang w:val="en-US" w:eastAsia="zh-CN"/>
+        </w:rPr>
+      </w:pPr>
+    </w:p>
+    <w:p>
+      <w:pPr>
+        <w:pStyle w:val="3"/>
+        <w:bidi w:val="0"/>
+        <w:rPr>
+          <w:rFonts w:hint="eastAsia"/>
+          <w:lang w:val="en-US" w:eastAsia="zh-CN"/>
+        </w:rPr>
+      </w:pPr>
+    </w:p>
+    <w:p>
+      <w:pPr>
+        <w:pStyle w:val="3"/>
+        <w:bidi w:val="0"/>
         <w:rPr>
           <w:rFonts w:hint="eastAsia"/>
           <w:lang w:val="en-US" w:eastAsia="zh-CN"/>
@@ -469,7 +2277,7 @@
     <w:lsdException w:unhideWhenUsed="0" w:uiPriority="0" w:semiHidden="0" w:name="toc 9"/>
     <w:lsdException w:unhideWhenUsed="0" w:uiPriority="0" w:semiHidden="0" w:name="Normal Indent"/>
     <w:lsdException w:unhideWhenUsed="0" w:uiPriority="0" w:semiHidden="0" w:name="footnote text"/>
-    <w:lsdException w:unhideWhenUsed="0" w:uiPriority="0" w:semiHidden="0" w:name="annotation text"/>
+    <w:lsdException w:qFormat="1" w:uiPriority="99" w:semiHidden="0" w:name="annotation text"/>
     <w:lsdException w:unhideWhenUsed="0" w:uiPriority="0" w:semiHidden="0" w:name="header"/>
     <w:lsdException w:unhideWhenUsed="0" w:uiPriority="0" w:semiHidden="0" w:name="footer"/>
     <w:lsdException w:unhideWhenUsed="0" w:uiPriority="0" w:semiHidden="0" w:name="index heading"/>
@@ -478,7 +2286,7 @@
     <w:lsdException w:unhideWhenUsed="0" w:uiPriority="0" w:semiHidden="0" w:name="envelope address"/>
     <w:lsdException w:unhideWhenUsed="0" w:uiPriority="0" w:semiHidden="0" w:name="envelope return"/>
     <w:lsdException w:unhideWhenUsed="0" w:uiPriority="0" w:semiHidden="0" w:name="footnote reference"/>
-    <w:lsdException w:unhideWhenUsed="0" w:uiPriority="0" w:semiHidden="0" w:name="annotation reference"/>
+    <w:lsdException w:qFormat="1" w:uiPriority="99" w:semiHidden="0" w:name="annotation reference"/>
     <w:lsdException w:unhideWhenUsed="0" w:uiPriority="0" w:semiHidden="0" w:name="line number"/>
     <w:lsdException w:unhideWhenUsed="0" w:uiPriority="0" w:semiHidden="0" w:name="page number"/>
     <w:lsdException w:unhideWhenUsed="0" w:uiPriority="0" w:semiHidden="0" w:name="endnote reference"/>
@@ -504,7 +2312,7 @@
     <w:lsdException w:qFormat="1" w:unhideWhenUsed="0" w:uiPriority="0" w:semiHidden="0" w:name="Title"/>
     <w:lsdException w:unhideWhenUsed="0" w:uiPriority="0" w:semiHidden="0" w:name="Closing"/>
     <w:lsdException w:unhideWhenUsed="0" w:uiPriority="0" w:semiHidden="0" w:name="Signature"/>
-    <w:lsdException w:unhideWhenUsed="0" w:uiPriority="0" w:name="Default Paragraph Font"/>
+    <w:lsdException w:qFormat="1" w:unhideWhenUsed="0" w:uiPriority="0" w:name="Default Paragraph Font"/>
     <w:lsdException w:unhideWhenUsed="0" w:uiPriority="0" w:semiHidden="0" w:name="Body Text"/>
     <w:lsdException w:unhideWhenUsed="0" w:uiPriority="0" w:semiHidden="0" w:name="Body Text Indent"/>
     <w:lsdException w:unhideWhenUsed="0" w:uiPriority="0" w:semiHidden="0" w:name="List Continue"/>
@@ -542,7 +2350,7 @@
     <w:lsdException w:unhideWhenUsed="0" w:uiPriority="0" w:semiHidden="0" w:name="HTML Sample"/>
     <w:lsdException w:unhideWhenUsed="0" w:uiPriority="0" w:semiHidden="0" w:name="HTML Typewriter"/>
     <w:lsdException w:unhideWhenUsed="0" w:uiPriority="0" w:semiHidden="0" w:name="HTML Variable"/>
-    <w:lsdException w:unhideWhenUsed="0" w:uiPriority="0" w:name="Normal Table"/>
+    <w:lsdException w:qFormat="1" w:unhideWhenUsed="0" w:uiPriority="0" w:name="Normal Table"/>
     <w:lsdException w:unhideWhenUsed="0" w:uiPriority="0" w:semiHidden="0" w:name="annotation subject"/>
     <w:lsdException w:unhideWhenUsed="0" w:uiPriority="0" w:semiHidden="0" w:name="Table Simple 1"/>
     <w:lsdException w:unhideWhenUsed="0" w:uiPriority="0" w:semiHidden="0" w:name="Table Simple 2"/>
@@ -762,11 +2570,13 @@
   <w:style w:type="character" w:default="1" w:styleId="6">
     <w:name w:val="Default Paragraph Font"/>
     <w:semiHidden/>
+    <w:qFormat/>
     <w:uiPriority w:val="0"/>
   </w:style>
   <w:style w:type="table" w:default="1" w:styleId="5">
     <w:name w:val="Normal Table"/>
     <w:semiHidden/>
+    <w:qFormat/>
     <w:uiPriority w:val="0"/>
     <w:tblPr>
       <w:tblCellMar>
@@ -778,6 +2588,64 @@
     </w:tblPr>
   </w:style>
 </w:styles>
+</file>
+
+<file path=word/ink/ink1.xml><?xml version="1.0" encoding="utf-8"?>
+<inkml:ink xmlns:inkml="http://www.w3.org/2003/InkML">
+  <inkml:definitions>
+    <inkml:context xml:id="ctx0">
+      <inkml:inkSource xml:id="inkSrc0">
+        <inkml:traceFormat>
+          <inkml:channel name="X" type="integer" units="cm"/>
+          <inkml:channel name="Y" type="integer" units="cm"/>
+          <inkml:channel name="F" type="integer" max="1023" units="dev"/>
+        </inkml:traceFormat>
+        <inkml:channelProperties>
+          <inkml:channelProperty channel="X" name="resolution" value="28.3464566929134" units="1/cm"/>
+          <inkml:channelProperty channel="Y" name="resolution" value="28.3464566929134" units="1/cm"/>
+          <inkml:channelProperty channel="F" name="resolution" value="0" units="1/dev"/>
+        </inkml:channelProperties>
+      </inkml:inkSource>
+      <inkml:timestamp xml:id="ts0" timeString="2026-04-21T16:41:02"/>
+    </inkml:context>
+    <inkml:brush xml:id="br0">
+      <inkml:brushProperty name="width" value="0.0529194456206428" units="cm"/>
+      <inkml:brushProperty name="height" value="0.0529194456206428" units="cm"/>
+      <inkml:brushProperty name="color" value="#f80600"/>
+      <inkml:brushProperty name="ignorePressure" value="0"/>
+    </inkml:brush>
+  </inkml:definitions>
+  <inkml:trace contextRef="#ctx0" brushRef="#br0">14520.000 6358.000 767</inkml:trace>
+</inkml:ink>
+</file>
+
+<file path=word/ink/ink2.xml><?xml version="1.0" encoding="utf-8"?>
+<inkml:ink xmlns:inkml="http://www.w3.org/2003/InkML">
+  <inkml:definitions>
+    <inkml:context xml:id="ctx0">
+      <inkml:inkSource xml:id="inkSrc0">
+        <inkml:traceFormat>
+          <inkml:channel name="X" type="integer" units="cm"/>
+          <inkml:channel name="Y" type="integer" units="cm"/>
+          <inkml:channel name="F" type="integer" max="1023" units="dev"/>
+        </inkml:traceFormat>
+        <inkml:channelProperties>
+          <inkml:channelProperty channel="X" name="resolution" value="28.3464566929134" units="1/cm"/>
+          <inkml:channelProperty channel="Y" name="resolution" value="28.3464566929134" units="1/cm"/>
+          <inkml:channelProperty channel="F" name="resolution" value="0" units="1/dev"/>
+        </inkml:channelProperties>
+      </inkml:inkSource>
+      <inkml:timestamp xml:id="ts0" timeString="2026-04-21T16:41:02"/>
+    </inkml:context>
+    <inkml:brush xml:id="br0">
+      <inkml:brushProperty name="width" value="0.0529194456206428" units="cm"/>
+      <inkml:brushProperty name="height" value="0.0529194456206428" units="cm"/>
+      <inkml:brushProperty name="color" value="#f80600"/>
+      <inkml:brushProperty name="ignorePressure" value="0"/>
+    </inkml:brush>
+  </inkml:definitions>
+  <inkml:trace contextRef="#ctx0" brushRef="#br0">14580.000 6046.000 767</inkml:trace>
+</inkml:ink>
 </file>
 
 <file path=word/theme/theme1.xml><?xml version="1.0" encoding="utf-8"?>
@@ -1025,4 +2893,21 @@
   </a:themeElements>
   <a:objectDefaults/>
 </a:theme>
+</file>
+
+<file path=customXml/item1.xml><?xml version="1.0" encoding="utf-8"?>
+<s:customData xmlns="http://www.wps.cn/officeDocument/2013/wpsCustomData" xmlns:s="http://www.wps.cn/officeDocument/2013/wpsCustomData">
+  <customSectProps/>
+  <customShpExts>
+    <customShpInfo spid="_x0000_s1026" textRotate="1"/>
+  </customShpExts>
+</s:customData>
+</file>
+
+<file path=customXml/itemProps1.xml><?xml version="1.0" encoding="utf-8"?>
+<ds:datastoreItem xmlns:ds="http://schemas.openxmlformats.org/officeDocument/2006/customXml" ds:itemID="{B1977F7D-205B-4081-913C-38D41E755F92}">
+  <ds:schemaRefs>
+    <ds:schemaRef ds:uri="http://www.wps.cn/officeDocument/2013/wpsCustomData"/>
+  </ds:schemaRefs>
+</ds:datastoreItem>
 </file>